--- a/BookVault_Project_Report.docx
+++ b/BookVault_Project_Report.docx
@@ -308,6 +308,88 @@
       </w:pPr>
       <w:r>
         <w:t>3.1 Use Case Model</w:t>
+      </w:r>
+    </w:p>
+    <w:p>
+      <w:r>
+        <w:t>Use Case Diagram (Premium):</w:t>
+      </w:r>
+    </w:p>
+    <w:p>
+      <w:r>
+        <w:drawing>
+          <wp:inline xmlns:a="http://schemas.openxmlformats.org/drawingml/2006/main" xmlns:pic="http://schemas.openxmlformats.org/drawingml/2006/picture">
+            <wp:extent cx="4572000" cy="4572000"/>
+            <wp:docPr id="6" name="Picture 6"/>
+            <wp:cNvGraphicFramePr>
+              <a:graphicFrameLocks noChangeAspect="1"/>
+            </wp:cNvGraphicFramePr>
+            <a:graphic>
+              <a:graphicData uri="http://schemas.openxmlformats.org/drawingml/2006/picture">
+                <pic:pic>
+                  <pic:nvPicPr>
+                    <pic:cNvPr id="0" name="use_case_premium_fixed.png"/>
+                    <pic:cNvPicPr/>
+                  </pic:nvPicPr>
+                  <pic:blipFill>
+                    <a:blip r:embed="rId13"/>
+                    <a:stretch>
+                      <a:fillRect/>
+                    </a:stretch>
+                  </pic:blipFill>
+                  <pic:spPr>
+                    <a:xfrm>
+                      <a:off x="0" y="0"/>
+                      <a:ext cx="4572000" cy="4572000"/>
+                    </a:xfrm>
+                    <a:prstGeom prst="rect"/>
+                  </pic:spPr>
+                </pic:pic>
+              </a:graphicData>
+            </a:graphic>
+          </wp:inline>
+        </w:drawing>
+      </w:r>
+    </w:p>
+    <w:p>
+      <w:r>
+        <w:t>Use Case Diagram (Wireframe):</w:t>
+      </w:r>
+    </w:p>
+    <w:p>
+      <w:r>
+        <w:drawing>
+          <wp:inline xmlns:a="http://schemas.openxmlformats.org/drawingml/2006/main" xmlns:pic="http://schemas.openxmlformats.org/drawingml/2006/picture">
+            <wp:extent cx="4572000" cy="4572000"/>
+            <wp:docPr id="7" name="Picture 7"/>
+            <wp:cNvGraphicFramePr>
+              <a:graphicFrameLocks noChangeAspect="1"/>
+            </wp:cNvGraphicFramePr>
+            <a:graphic>
+              <a:graphicData uri="http://schemas.openxmlformats.org/drawingml/2006/picture">
+                <pic:pic>
+                  <pic:nvPicPr>
+                    <pic:cNvPr id="0" name="use_case_wireframe_fixed.png"/>
+                    <pic:cNvPicPr/>
+                  </pic:nvPicPr>
+                  <pic:blipFill>
+                    <a:blip r:embed="rId14"/>
+                    <a:stretch>
+                      <a:fillRect/>
+                    </a:stretch>
+                  </pic:blipFill>
+                  <pic:spPr>
+                    <a:xfrm>
+                      <a:off x="0" y="0"/>
+                      <a:ext cx="4572000" cy="4572000"/>
+                    </a:xfrm>
+                    <a:prstGeom prst="rect"/>
+                  </pic:spPr>
+                </pic:pic>
+              </a:graphicData>
+            </a:graphic>
+          </wp:inline>
+        </w:drawing>
       </w:r>
     </w:p>
     <w:p>
@@ -649,6 +731,122 @@
     </w:p>
     <w:p>
       <w:pPr>
+        <w:pStyle w:val="Heading2"/>
+      </w:pPr>
+      <w:r>
+        <w:t>3.5 Data Dictionary</w:t>
+      </w:r>
+    </w:p>
+    <w:p>
+      <w:r>
+        <w:t>Table 3.1: Users Table</w:t>
+      </w:r>
+    </w:p>
+    <w:p>
+      <w:r>
+        <w:t>Table 3.2: Books Table</w:t>
+      </w:r>
+    </w:p>
+    <w:p>
+      <w:r>
+        <w:t>Table 3.3: Lendings Table</w:t>
+      </w:r>
+    </w:p>
+    <w:p>
+      <w:r>
+        <w:t>Table 3.4: Fines Table</w:t>
+      </w:r>
+    </w:p>
+    <w:p>
+      <w:r>
+        <w:t>Table 3.5: BookForSales Table</w:t>
+      </w:r>
+    </w:p>
+    <w:p>
+      <w:r>
+        <w:t>Table 3.6: Wishlists Table</w:t>
+      </w:r>
+    </w:p>
+    <w:p>
+      <w:r>
+        <w:t>Table 3.7: Roles Table</w:t>
+      </w:r>
+    </w:p>
+    <w:p>
+      <w:r>
+        <w:t>Table 3.8: Purchases Table</w:t>
+      </w:r>
+    </w:p>
+    <w:p>
+      <w:pPr>
+        <w:pStyle w:val="Heading2"/>
+      </w:pPr>
+      <w:r>
+        <w:t>3.5 Data Dictionary</w:t>
+      </w:r>
+    </w:p>
+    <w:p>
+      <w:pPr>
+        <w:pStyle w:val="Heading2"/>
+      </w:pPr>
+      <w:r>
+        <w:t>3.6 Workflow Diagram</w:t>
+      </w:r>
+    </w:p>
+    <w:p>
+      <w:r>
+        <w:t>The following diagram illustrates the integrated workflow across different user roles within the BookVault system.</w:t>
+      </w:r>
+    </w:p>
+    <w:p>
+      <w:r>
+        <w:drawing>
+          <wp:inline xmlns:a="http://schemas.openxmlformats.org/drawingml/2006/main" xmlns:pic="http://schemas.openxmlformats.org/drawingml/2006/picture">
+            <wp:extent cx="5486400" cy="5486400"/>
+            <wp:docPr id="8" name="Picture 8"/>
+            <wp:cNvGraphicFramePr>
+              <a:graphicFrameLocks noChangeAspect="1"/>
+            </wp:cNvGraphicFramePr>
+            <a:graphic>
+              <a:graphicData uri="http://schemas.openxmlformats.org/drawingml/2006/picture">
+                <pic:pic>
+                  <pic:nvPicPr>
+                    <pic:cNvPr id="0" name="workflow_processed.png"/>
+                    <pic:cNvPicPr/>
+                  </pic:nvPicPr>
+                  <pic:blipFill>
+                    <a:blip r:embed="rId15"/>
+                    <a:stretch>
+                      <a:fillRect/>
+                    </a:stretch>
+                  </pic:blipFill>
+                  <pic:spPr>
+                    <a:xfrm>
+                      <a:off x="0" y="0"/>
+                      <a:ext cx="5486400" cy="5486400"/>
+                    </a:xfrm>
+                    <a:prstGeom prst="rect"/>
+                  </pic:spPr>
+                </pic:pic>
+              </a:graphicData>
+            </a:graphic>
+          </wp:inline>
+        </w:drawing>
+      </w:r>
+    </w:p>
+    <w:p>
+      <w:pPr>
+        <w:jc w:val="center"/>
+      </w:pPr>
+      <w:r>
+        <w:rPr>
+          <w:i/>
+        </w:rPr>
+        <w:t>Figure 3.6: BookVault Integrated Workflow Diagram</w:t>
+      </w:r>
+    </w:p>
+    <w:p>
+      <w:pPr>
         <w:pStyle w:val="Heading1"/>
         <w:rPr>
           <w:sz w:val="26"/>
@@ -664,6 +862,4782 @@
         <w:t>4. SYSTEM ARCHITECTURE &amp; DATABASE DESIGN</w:t>
       </w:r>
     </w:p>
+    <w:tbl>
+      <w:tblPr>
+        <w:tblStyle w:val="TableGrid"/>
+        <w:tblW w:type="auto" w:w="0"/>
+        <w:tblLook w:firstColumn="1" w:firstRow="1" w:lastColumn="0" w:lastRow="0" w:noHBand="0" w:noVBand="1" w:val="04A0"/>
+      </w:tblPr>
+      <w:tblGrid>
+        <w:gridCol w:w="2880"/>
+        <w:gridCol w:w="2880"/>
+        <w:gridCol w:w="2880"/>
+      </w:tblGrid>
+      <w:tr>
+        <w:tc>
+          <w:tcPr>
+            <w:tcW w:type="dxa" w:w="2880"/>
+          </w:tcPr>
+          <w:p>
+            <w:r>
+              <w:t>Column Name</w:t>
+            </w:r>
+          </w:p>
+        </w:tc>
+        <w:tc>
+          <w:tcPr>
+            <w:tcW w:type="dxa" w:w="2880"/>
+          </w:tcPr>
+          <w:p>
+            <w:r>
+              <w:t>Data Type</w:t>
+            </w:r>
+          </w:p>
+        </w:tc>
+        <w:tc>
+          <w:tcPr>
+            <w:tcW w:type="dxa" w:w="2880"/>
+          </w:tcPr>
+          <w:p>
+            <w:r>
+              <w:t>Description</w:t>
+            </w:r>
+          </w:p>
+        </w:tc>
+      </w:tr>
+      <w:tr>
+        <w:tc>
+          <w:tcPr>
+            <w:tcW w:type="dxa" w:w="2880"/>
+          </w:tcPr>
+          <w:p>
+            <w:r>
+              <w:t>id</w:t>
+            </w:r>
+          </w:p>
+        </w:tc>
+        <w:tc>
+          <w:tcPr>
+            <w:tcW w:type="dxa" w:w="2880"/>
+          </w:tcPr>
+          <w:p>
+            <w:r>
+              <w:t>BigInt, AI</w:t>
+            </w:r>
+          </w:p>
+        </w:tc>
+        <w:tc>
+          <w:tcPr>
+            <w:tcW w:type="dxa" w:w="2880"/>
+          </w:tcPr>
+          <w:p>
+            <w:r>
+              <w:t>Primary Key</w:t>
+            </w:r>
+          </w:p>
+        </w:tc>
+      </w:tr>
+      <w:tr>
+        <w:tc>
+          <w:tcPr>
+            <w:tcW w:type="dxa" w:w="2880"/>
+          </w:tcPr>
+          <w:p>
+            <w:r>
+              <w:t>user_id</w:t>
+            </w:r>
+          </w:p>
+        </w:tc>
+        <w:tc>
+          <w:tcPr>
+            <w:tcW w:type="dxa" w:w="2880"/>
+          </w:tcPr>
+          <w:p>
+            <w:r>
+              <w:t>BigInt</w:t>
+            </w:r>
+          </w:p>
+        </w:tc>
+        <w:tc>
+          <w:tcPr>
+            <w:tcW w:type="dxa" w:w="2880"/>
+          </w:tcPr>
+          <w:p>
+            <w:r>
+              <w:t>Foreign Key (Buyer)</w:t>
+            </w:r>
+          </w:p>
+        </w:tc>
+      </w:tr>
+      <w:tr>
+        <w:tc>
+          <w:tcPr>
+            <w:tcW w:type="dxa" w:w="2880"/>
+          </w:tcPr>
+          <w:p>
+            <w:r>
+              <w:t>book_id</w:t>
+            </w:r>
+          </w:p>
+        </w:tc>
+        <w:tc>
+          <w:tcPr>
+            <w:tcW w:type="dxa" w:w="2880"/>
+          </w:tcPr>
+          <w:p>
+            <w:r>
+              <w:t>BigInt</w:t>
+            </w:r>
+          </w:p>
+        </w:tc>
+        <w:tc>
+          <w:tcPr>
+            <w:tcW w:type="dxa" w:w="2880"/>
+          </w:tcPr>
+          <w:p>
+            <w:r>
+              <w:t>Foreign Key (Book)</w:t>
+            </w:r>
+          </w:p>
+        </w:tc>
+      </w:tr>
+      <w:tr>
+        <w:tc>
+          <w:tcPr>
+            <w:tcW w:type="dxa" w:w="2880"/>
+          </w:tcPr>
+          <w:p>
+            <w:r>
+              <w:t>amount_paid</w:t>
+            </w:r>
+          </w:p>
+        </w:tc>
+        <w:tc>
+          <w:tcPr>
+            <w:tcW w:type="dxa" w:w="2880"/>
+          </w:tcPr>
+          <w:p>
+            <w:r>
+              <w:t>Decimal(8,2)</w:t>
+            </w:r>
+          </w:p>
+        </w:tc>
+        <w:tc>
+          <w:tcPr>
+            <w:tcW w:type="dxa" w:w="2880"/>
+          </w:tcPr>
+          <w:p>
+            <w:r>
+              <w:t>Total paid amount</w:t>
+            </w:r>
+          </w:p>
+        </w:tc>
+      </w:tr>
+      <w:tr>
+        <w:tc>
+          <w:tcPr>
+            <w:tcW w:type="dxa" w:w="2880"/>
+          </w:tcPr>
+          <w:p>
+            <w:r>
+              <w:t>commission_earned</w:t>
+            </w:r>
+          </w:p>
+        </w:tc>
+        <w:tc>
+          <w:tcPr>
+            <w:tcW w:type="dxa" w:w="2880"/>
+          </w:tcPr>
+          <w:p>
+            <w:r>
+              <w:t>Decimal(8,2)</w:t>
+            </w:r>
+          </w:p>
+        </w:tc>
+        <w:tc>
+          <w:tcPr>
+            <w:tcW w:type="dxa" w:w="2880"/>
+          </w:tcPr>
+          <w:p>
+            <w:r>
+              <w:t>Platform fee earned</w:t>
+            </w:r>
+          </w:p>
+        </w:tc>
+      </w:tr>
+      <w:tr>
+        <w:tc>
+          <w:tcPr>
+            <w:tcW w:type="dxa" w:w="2880"/>
+          </w:tcPr>
+          <w:p>
+            <w:r>
+              <w:t>created_at</w:t>
+            </w:r>
+          </w:p>
+        </w:tc>
+        <w:tc>
+          <w:tcPr>
+            <w:tcW w:type="dxa" w:w="2880"/>
+          </w:tcPr>
+          <w:p>
+            <w:r>
+              <w:t>Timestamp</w:t>
+            </w:r>
+          </w:p>
+        </w:tc>
+        <w:tc>
+          <w:tcPr>
+            <w:tcW w:type="dxa" w:w="2880"/>
+          </w:tcPr>
+          <w:p>
+            <w:r>
+              <w:t>Record creation time</w:t>
+            </w:r>
+          </w:p>
+        </w:tc>
+      </w:tr>
+      <w:tr>
+        <w:tc>
+          <w:tcPr>
+            <w:tcW w:type="dxa" w:w="2880"/>
+          </w:tcPr>
+          <w:p>
+            <w:r>
+              <w:t>updated_at</w:t>
+            </w:r>
+          </w:p>
+        </w:tc>
+        <w:tc>
+          <w:tcPr>
+            <w:tcW w:type="dxa" w:w="2880"/>
+          </w:tcPr>
+          <w:p>
+            <w:r>
+              <w:t>Timestamp</w:t>
+            </w:r>
+          </w:p>
+        </w:tc>
+        <w:tc>
+          <w:tcPr>
+            <w:tcW w:type="dxa" w:w="2880"/>
+          </w:tcPr>
+          <w:p>
+            <w:r>
+              <w:t>Record modification time</w:t>
+            </w:r>
+          </w:p>
+        </w:tc>
+      </w:tr>
+    </w:tbl>
+    <w:p>
+      <w:pPr>
+        <w:jc w:val="center"/>
+      </w:pPr>
+      <w:r>
+        <w:rPr>
+          <w:i/>
+        </w:rPr>
+        <w:t>Table 3.8: Purchases Table (purchases)</w:t>
+      </w:r>
+    </w:p>
+    <w:p/>
+    <w:tbl>
+      <w:tblPr>
+        <w:tblStyle w:val="TableGrid"/>
+        <w:tblW w:type="auto" w:w="0"/>
+        <w:tblLook w:firstColumn="1" w:firstRow="1" w:lastColumn="0" w:lastRow="0" w:noHBand="0" w:noVBand="1" w:val="04A0"/>
+      </w:tblPr>
+      <w:tblGrid>
+        <w:gridCol w:w="2880"/>
+        <w:gridCol w:w="2880"/>
+        <w:gridCol w:w="2880"/>
+      </w:tblGrid>
+      <w:tr>
+        <w:tc>
+          <w:tcPr>
+            <w:tcW w:type="dxa" w:w="2880"/>
+          </w:tcPr>
+          <w:p>
+            <w:r>
+              <w:t>Column Name</w:t>
+            </w:r>
+          </w:p>
+        </w:tc>
+        <w:tc>
+          <w:tcPr>
+            <w:tcW w:type="dxa" w:w="2880"/>
+          </w:tcPr>
+          <w:p>
+            <w:r>
+              <w:t>Data Type</w:t>
+            </w:r>
+          </w:p>
+        </w:tc>
+        <w:tc>
+          <w:tcPr>
+            <w:tcW w:type="dxa" w:w="2880"/>
+          </w:tcPr>
+          <w:p>
+            <w:r>
+              <w:t>Description</w:t>
+            </w:r>
+          </w:p>
+        </w:tc>
+      </w:tr>
+      <w:tr>
+        <w:tc>
+          <w:tcPr>
+            <w:tcW w:type="dxa" w:w="2880"/>
+          </w:tcPr>
+          <w:p>
+            <w:r>
+              <w:t>id</w:t>
+            </w:r>
+          </w:p>
+        </w:tc>
+        <w:tc>
+          <w:tcPr>
+            <w:tcW w:type="dxa" w:w="2880"/>
+          </w:tcPr>
+          <w:p>
+            <w:r>
+              <w:t>BigInt, AI</w:t>
+            </w:r>
+          </w:p>
+        </w:tc>
+        <w:tc>
+          <w:tcPr>
+            <w:tcW w:type="dxa" w:w="2880"/>
+          </w:tcPr>
+          <w:p>
+            <w:r>
+              <w:t>Primary Key</w:t>
+            </w:r>
+          </w:p>
+        </w:tc>
+      </w:tr>
+      <w:tr>
+        <w:tc>
+          <w:tcPr>
+            <w:tcW w:type="dxa" w:w="2880"/>
+          </w:tcPr>
+          <w:p>
+            <w:r>
+              <w:t>name</w:t>
+            </w:r>
+          </w:p>
+        </w:tc>
+        <w:tc>
+          <w:tcPr>
+            <w:tcW w:type="dxa" w:w="2880"/>
+          </w:tcPr>
+          <w:p>
+            <w:r>
+              <w:t>Varchar(255)</w:t>
+            </w:r>
+          </w:p>
+        </w:tc>
+        <w:tc>
+          <w:tcPr>
+            <w:tcW w:type="dxa" w:w="2880"/>
+          </w:tcPr>
+          <w:p>
+            <w:r>
+              <w:t>Role name (Unique)</w:t>
+            </w:r>
+          </w:p>
+        </w:tc>
+      </w:tr>
+      <w:tr>
+        <w:tc>
+          <w:tcPr>
+            <w:tcW w:type="dxa" w:w="2880"/>
+          </w:tcPr>
+          <w:p>
+            <w:r>
+              <w:t>created_at</w:t>
+            </w:r>
+          </w:p>
+        </w:tc>
+        <w:tc>
+          <w:tcPr>
+            <w:tcW w:type="dxa" w:w="2880"/>
+          </w:tcPr>
+          <w:p>
+            <w:r>
+              <w:t>Timestamp</w:t>
+            </w:r>
+          </w:p>
+        </w:tc>
+        <w:tc>
+          <w:tcPr>
+            <w:tcW w:type="dxa" w:w="2880"/>
+          </w:tcPr>
+          <w:p>
+            <w:r>
+              <w:t>Record creation time</w:t>
+            </w:r>
+          </w:p>
+        </w:tc>
+      </w:tr>
+      <w:tr>
+        <w:tc>
+          <w:tcPr>
+            <w:tcW w:type="dxa" w:w="2880"/>
+          </w:tcPr>
+          <w:p>
+            <w:r>
+              <w:t>updated_at</w:t>
+            </w:r>
+          </w:p>
+        </w:tc>
+        <w:tc>
+          <w:tcPr>
+            <w:tcW w:type="dxa" w:w="2880"/>
+          </w:tcPr>
+          <w:p>
+            <w:r>
+              <w:t>Timestamp</w:t>
+            </w:r>
+          </w:p>
+        </w:tc>
+        <w:tc>
+          <w:tcPr>
+            <w:tcW w:type="dxa" w:w="2880"/>
+          </w:tcPr>
+          <w:p>
+            <w:r>
+              <w:t>Record modification time</w:t>
+            </w:r>
+          </w:p>
+        </w:tc>
+      </w:tr>
+    </w:tbl>
+    <w:p>
+      <w:pPr>
+        <w:jc w:val="center"/>
+      </w:pPr>
+      <w:r>
+        <w:rPr>
+          <w:i/>
+        </w:rPr>
+        <w:t>Table 3.7: Roles Table (roles)</w:t>
+      </w:r>
+    </w:p>
+    <w:p/>
+    <w:tbl>
+      <w:tblPr>
+        <w:tblStyle w:val="TableGrid"/>
+        <w:tblW w:type="auto" w:w="0"/>
+        <w:tblLook w:firstColumn="1" w:firstRow="1" w:lastColumn="0" w:lastRow="0" w:noHBand="0" w:noVBand="1" w:val="04A0"/>
+      </w:tblPr>
+      <w:tblGrid>
+        <w:gridCol w:w="2880"/>
+        <w:gridCol w:w="2880"/>
+        <w:gridCol w:w="2880"/>
+      </w:tblGrid>
+      <w:tr>
+        <w:tc>
+          <w:tcPr>
+            <w:tcW w:type="dxa" w:w="2880"/>
+          </w:tcPr>
+          <w:p>
+            <w:r>
+              <w:t>Column Name</w:t>
+            </w:r>
+          </w:p>
+        </w:tc>
+        <w:tc>
+          <w:tcPr>
+            <w:tcW w:type="dxa" w:w="2880"/>
+          </w:tcPr>
+          <w:p>
+            <w:r>
+              <w:t>Data Type</w:t>
+            </w:r>
+          </w:p>
+        </w:tc>
+        <w:tc>
+          <w:tcPr>
+            <w:tcW w:type="dxa" w:w="2880"/>
+          </w:tcPr>
+          <w:p>
+            <w:r>
+              <w:t>Description</w:t>
+            </w:r>
+          </w:p>
+        </w:tc>
+      </w:tr>
+      <w:tr>
+        <w:tc>
+          <w:tcPr>
+            <w:tcW w:type="dxa" w:w="2880"/>
+          </w:tcPr>
+          <w:p>
+            <w:r>
+              <w:t>id</w:t>
+            </w:r>
+          </w:p>
+        </w:tc>
+        <w:tc>
+          <w:tcPr>
+            <w:tcW w:type="dxa" w:w="2880"/>
+          </w:tcPr>
+          <w:p>
+            <w:r>
+              <w:t>BigInt, AI</w:t>
+            </w:r>
+          </w:p>
+        </w:tc>
+        <w:tc>
+          <w:tcPr>
+            <w:tcW w:type="dxa" w:w="2880"/>
+          </w:tcPr>
+          <w:p>
+            <w:r>
+              <w:t>Primary Key</w:t>
+            </w:r>
+          </w:p>
+        </w:tc>
+      </w:tr>
+      <w:tr>
+        <w:tc>
+          <w:tcPr>
+            <w:tcW w:type="dxa" w:w="2880"/>
+          </w:tcPr>
+          <w:p>
+            <w:r>
+              <w:t>user_id</w:t>
+            </w:r>
+          </w:p>
+        </w:tc>
+        <w:tc>
+          <w:tcPr>
+            <w:tcW w:type="dxa" w:w="2880"/>
+          </w:tcPr>
+          <w:p>
+            <w:r>
+              <w:t>BigInt</w:t>
+            </w:r>
+          </w:p>
+        </w:tc>
+        <w:tc>
+          <w:tcPr>
+            <w:tcW w:type="dxa" w:w="2880"/>
+          </w:tcPr>
+          <w:p>
+            <w:r>
+              <w:t>Foreign Key (Users)</w:t>
+            </w:r>
+          </w:p>
+        </w:tc>
+      </w:tr>
+      <w:tr>
+        <w:tc>
+          <w:tcPr>
+            <w:tcW w:type="dxa" w:w="2880"/>
+          </w:tcPr>
+          <w:p>
+            <w:r>
+              <w:t>book_id</w:t>
+            </w:r>
+          </w:p>
+        </w:tc>
+        <w:tc>
+          <w:tcPr>
+            <w:tcW w:type="dxa" w:w="2880"/>
+          </w:tcPr>
+          <w:p>
+            <w:r>
+              <w:t>BigInt</w:t>
+            </w:r>
+          </w:p>
+        </w:tc>
+        <w:tc>
+          <w:tcPr>
+            <w:tcW w:type="dxa" w:w="2880"/>
+          </w:tcPr>
+          <w:p>
+            <w:r>
+              <w:t>Foreign Key (Books)</w:t>
+            </w:r>
+          </w:p>
+        </w:tc>
+      </w:tr>
+      <w:tr>
+        <w:tc>
+          <w:tcPr>
+            <w:tcW w:type="dxa" w:w="2880"/>
+          </w:tcPr>
+          <w:p>
+            <w:r>
+              <w:t>book_for_sale_id</w:t>
+            </w:r>
+          </w:p>
+        </w:tc>
+        <w:tc>
+          <w:tcPr>
+            <w:tcW w:type="dxa" w:w="2880"/>
+          </w:tcPr>
+          <w:p>
+            <w:r>
+              <w:t>BigInt</w:t>
+            </w:r>
+          </w:p>
+        </w:tc>
+        <w:tc>
+          <w:tcPr>
+            <w:tcW w:type="dxa" w:w="2880"/>
+          </w:tcPr>
+          <w:p>
+            <w:r>
+              <w:t>Foreign Key (Marketplace)</w:t>
+            </w:r>
+          </w:p>
+        </w:tc>
+      </w:tr>
+      <w:tr>
+        <w:tc>
+          <w:tcPr>
+            <w:tcW w:type="dxa" w:w="2880"/>
+          </w:tcPr>
+          <w:p>
+            <w:r>
+              <w:t>created_at</w:t>
+            </w:r>
+          </w:p>
+        </w:tc>
+        <w:tc>
+          <w:tcPr>
+            <w:tcW w:type="dxa" w:w="2880"/>
+          </w:tcPr>
+          <w:p>
+            <w:r>
+              <w:t>Timestamp</w:t>
+            </w:r>
+          </w:p>
+        </w:tc>
+        <w:tc>
+          <w:tcPr>
+            <w:tcW w:type="dxa" w:w="2880"/>
+          </w:tcPr>
+          <w:p>
+            <w:r>
+              <w:t>Record creation time</w:t>
+            </w:r>
+          </w:p>
+        </w:tc>
+      </w:tr>
+      <w:tr>
+        <w:tc>
+          <w:tcPr>
+            <w:tcW w:type="dxa" w:w="2880"/>
+          </w:tcPr>
+          <w:p>
+            <w:r>
+              <w:t>updated_at</w:t>
+            </w:r>
+          </w:p>
+        </w:tc>
+        <w:tc>
+          <w:tcPr>
+            <w:tcW w:type="dxa" w:w="2880"/>
+          </w:tcPr>
+          <w:p>
+            <w:r>
+              <w:t>Timestamp</w:t>
+            </w:r>
+          </w:p>
+        </w:tc>
+        <w:tc>
+          <w:tcPr>
+            <w:tcW w:type="dxa" w:w="2880"/>
+          </w:tcPr>
+          <w:p>
+            <w:r>
+              <w:t>Record modification time</w:t>
+            </w:r>
+          </w:p>
+        </w:tc>
+      </w:tr>
+    </w:tbl>
+    <w:p>
+      <w:pPr>
+        <w:jc w:val="center"/>
+      </w:pPr>
+      <w:r>
+        <w:rPr>
+          <w:i/>
+        </w:rPr>
+        <w:t>Table 3.6: Wishlists Table (wishlists)</w:t>
+      </w:r>
+    </w:p>
+    <w:p/>
+    <w:tbl>
+      <w:tblPr>
+        <w:tblStyle w:val="TableGrid"/>
+        <w:tblW w:type="auto" w:w="0"/>
+        <w:tblLook w:firstColumn="1" w:firstRow="1" w:lastColumn="0" w:lastRow="0" w:noHBand="0" w:noVBand="1" w:val="04A0"/>
+      </w:tblPr>
+      <w:tblGrid>
+        <w:gridCol w:w="2880"/>
+        <w:gridCol w:w="2880"/>
+        <w:gridCol w:w="2880"/>
+      </w:tblGrid>
+      <w:tr>
+        <w:tc>
+          <w:tcPr>
+            <w:tcW w:type="dxa" w:w="2880"/>
+          </w:tcPr>
+          <w:p>
+            <w:r>
+              <w:t>Column Name</w:t>
+            </w:r>
+          </w:p>
+        </w:tc>
+        <w:tc>
+          <w:tcPr>
+            <w:tcW w:type="dxa" w:w="2880"/>
+          </w:tcPr>
+          <w:p>
+            <w:r>
+              <w:t>Data Type</w:t>
+            </w:r>
+          </w:p>
+        </w:tc>
+        <w:tc>
+          <w:tcPr>
+            <w:tcW w:type="dxa" w:w="2880"/>
+          </w:tcPr>
+          <w:p>
+            <w:r>
+              <w:t>Description</w:t>
+            </w:r>
+          </w:p>
+        </w:tc>
+      </w:tr>
+      <w:tr>
+        <w:tc>
+          <w:tcPr>
+            <w:tcW w:type="dxa" w:w="2880"/>
+          </w:tcPr>
+          <w:p>
+            <w:r>
+              <w:t>id</w:t>
+            </w:r>
+          </w:p>
+        </w:tc>
+        <w:tc>
+          <w:tcPr>
+            <w:tcW w:type="dxa" w:w="2880"/>
+          </w:tcPr>
+          <w:p>
+            <w:r>
+              <w:t>BigInt, AI</w:t>
+            </w:r>
+          </w:p>
+        </w:tc>
+        <w:tc>
+          <w:tcPr>
+            <w:tcW w:type="dxa" w:w="2880"/>
+          </w:tcPr>
+          <w:p>
+            <w:r>
+              <w:t>Primary Key</w:t>
+            </w:r>
+          </w:p>
+        </w:tc>
+      </w:tr>
+      <w:tr>
+        <w:tc>
+          <w:tcPr>
+            <w:tcW w:type="dxa" w:w="2880"/>
+          </w:tcPr>
+          <w:p>
+            <w:r>
+              <w:t>user_id</w:t>
+            </w:r>
+          </w:p>
+        </w:tc>
+        <w:tc>
+          <w:tcPr>
+            <w:tcW w:type="dxa" w:w="2880"/>
+          </w:tcPr>
+          <w:p>
+            <w:r>
+              <w:t>BigInt</w:t>
+            </w:r>
+          </w:p>
+        </w:tc>
+        <w:tc>
+          <w:tcPr>
+            <w:tcW w:type="dxa" w:w="2880"/>
+          </w:tcPr>
+          <w:p>
+            <w:r>
+              <w:t>Foreign Key (Seller)</w:t>
+            </w:r>
+          </w:p>
+        </w:tc>
+      </w:tr>
+      <w:tr>
+        <w:tc>
+          <w:tcPr>
+            <w:tcW w:type="dxa" w:w="2880"/>
+          </w:tcPr>
+          <w:p>
+            <w:r>
+              <w:t>title</w:t>
+            </w:r>
+          </w:p>
+        </w:tc>
+        <w:tc>
+          <w:tcPr>
+            <w:tcW w:type="dxa" w:w="2880"/>
+          </w:tcPr>
+          <w:p>
+            <w:r>
+              <w:t>Varchar(255)</w:t>
+            </w:r>
+          </w:p>
+        </w:tc>
+        <w:tc>
+          <w:tcPr>
+            <w:tcW w:type="dxa" w:w="2880"/>
+          </w:tcPr>
+          <w:p>
+            <w:r>
+              <w:t>Book title for sale</w:t>
+            </w:r>
+          </w:p>
+        </w:tc>
+      </w:tr>
+      <w:tr>
+        <w:tc>
+          <w:tcPr>
+            <w:tcW w:type="dxa" w:w="2880"/>
+          </w:tcPr>
+          <w:p>
+            <w:r>
+              <w:t>author</w:t>
+            </w:r>
+          </w:p>
+        </w:tc>
+        <w:tc>
+          <w:tcPr>
+            <w:tcW w:type="dxa" w:w="2880"/>
+          </w:tcPr>
+          <w:p>
+            <w:r>
+              <w:t>Varchar(255)</w:t>
+            </w:r>
+          </w:p>
+        </w:tc>
+        <w:tc>
+          <w:tcPr>
+            <w:tcW w:type="dxa" w:w="2880"/>
+          </w:tcPr>
+          <w:p>
+            <w:r>
+              <w:t>Book author</w:t>
+            </w:r>
+          </w:p>
+        </w:tc>
+      </w:tr>
+      <w:tr>
+        <w:tc>
+          <w:tcPr>
+            <w:tcW w:type="dxa" w:w="2880"/>
+          </w:tcPr>
+          <w:p>
+            <w:r>
+              <w:t>price</w:t>
+            </w:r>
+          </w:p>
+        </w:tc>
+        <w:tc>
+          <w:tcPr>
+            <w:tcW w:type="dxa" w:w="2880"/>
+          </w:tcPr>
+          <w:p>
+            <w:r>
+              <w:t>Decimal(8,2)</w:t>
+            </w:r>
+          </w:p>
+        </w:tc>
+        <w:tc>
+          <w:tcPr>
+            <w:tcW w:type="dxa" w:w="2880"/>
+          </w:tcPr>
+          <w:p>
+            <w:r>
+              <w:t>Selling price</w:t>
+            </w:r>
+          </w:p>
+        </w:tc>
+      </w:tr>
+      <w:tr>
+        <w:tc>
+          <w:tcPr>
+            <w:tcW w:type="dxa" w:w="2880"/>
+          </w:tcPr>
+          <w:p>
+            <w:r>
+              <w:t>description</w:t>
+            </w:r>
+          </w:p>
+        </w:tc>
+        <w:tc>
+          <w:tcPr>
+            <w:tcW w:type="dxa" w:w="2880"/>
+          </w:tcPr>
+          <w:p>
+            <w:r>
+              <w:t>Text</w:t>
+            </w:r>
+          </w:p>
+        </w:tc>
+        <w:tc>
+          <w:tcPr>
+            <w:tcW w:type="dxa" w:w="2880"/>
+          </w:tcPr>
+          <w:p>
+            <w:r>
+              <w:t>Item description</w:t>
+            </w:r>
+          </w:p>
+        </w:tc>
+      </w:tr>
+      <w:tr>
+        <w:tc>
+          <w:tcPr>
+            <w:tcW w:type="dxa" w:w="2880"/>
+          </w:tcPr>
+          <w:p>
+            <w:r>
+              <w:t>condition</w:t>
+            </w:r>
+          </w:p>
+        </w:tc>
+        <w:tc>
+          <w:tcPr>
+            <w:tcW w:type="dxa" w:w="2880"/>
+          </w:tcPr>
+          <w:p>
+            <w:r>
+              <w:t>Varchar(255)</w:t>
+            </w:r>
+          </w:p>
+        </w:tc>
+        <w:tc>
+          <w:tcPr>
+            <w:tcW w:type="dxa" w:w="2880"/>
+          </w:tcPr>
+          <w:p>
+            <w:r>
+              <w:t>Item condition</w:t>
+            </w:r>
+          </w:p>
+        </w:tc>
+      </w:tr>
+      <w:tr>
+        <w:tc>
+          <w:tcPr>
+            <w:tcW w:type="dxa" w:w="2880"/>
+          </w:tcPr>
+          <w:p>
+            <w:r>
+              <w:t>status</w:t>
+            </w:r>
+          </w:p>
+        </w:tc>
+        <w:tc>
+          <w:tcPr>
+            <w:tcW w:type="dxa" w:w="2880"/>
+          </w:tcPr>
+          <w:p>
+            <w:r>
+              <w:t>Varchar(255)</w:t>
+            </w:r>
+          </w:p>
+        </w:tc>
+        <w:tc>
+          <w:tcPr>
+            <w:tcW w:type="dxa" w:w="2880"/>
+          </w:tcPr>
+          <w:p>
+            <w:r>
+              <w:t>Moderation status</w:t>
+            </w:r>
+          </w:p>
+        </w:tc>
+      </w:tr>
+      <w:tr>
+        <w:tc>
+          <w:tcPr>
+            <w:tcW w:type="dxa" w:w="2880"/>
+          </w:tcPr>
+          <w:p>
+            <w:r>
+              <w:t>created_at</w:t>
+            </w:r>
+          </w:p>
+        </w:tc>
+        <w:tc>
+          <w:tcPr>
+            <w:tcW w:type="dxa" w:w="2880"/>
+          </w:tcPr>
+          <w:p>
+            <w:r>
+              <w:t>Timestamp</w:t>
+            </w:r>
+          </w:p>
+        </w:tc>
+        <w:tc>
+          <w:tcPr>
+            <w:tcW w:type="dxa" w:w="2880"/>
+          </w:tcPr>
+          <w:p>
+            <w:r>
+              <w:t>Record creation time</w:t>
+            </w:r>
+          </w:p>
+        </w:tc>
+      </w:tr>
+      <w:tr>
+        <w:tc>
+          <w:tcPr>
+            <w:tcW w:type="dxa" w:w="2880"/>
+          </w:tcPr>
+          <w:p>
+            <w:r>
+              <w:t>updated_at</w:t>
+            </w:r>
+          </w:p>
+        </w:tc>
+        <w:tc>
+          <w:tcPr>
+            <w:tcW w:type="dxa" w:w="2880"/>
+          </w:tcPr>
+          <w:p>
+            <w:r>
+              <w:t>Timestamp</w:t>
+            </w:r>
+          </w:p>
+        </w:tc>
+        <w:tc>
+          <w:tcPr>
+            <w:tcW w:type="dxa" w:w="2880"/>
+          </w:tcPr>
+          <w:p>
+            <w:r>
+              <w:t>Record modification time</w:t>
+            </w:r>
+          </w:p>
+        </w:tc>
+      </w:tr>
+    </w:tbl>
+    <w:p>
+      <w:pPr>
+        <w:jc w:val="center"/>
+      </w:pPr>
+      <w:r>
+        <w:rPr>
+          <w:i/>
+        </w:rPr>
+        <w:t>Table 3.5: BookForSales Table (book_for_sales)</w:t>
+      </w:r>
+    </w:p>
+    <w:p/>
+    <w:tbl>
+      <w:tblPr>
+        <w:tblStyle w:val="TableGrid"/>
+        <w:tblW w:type="auto" w:w="0"/>
+        <w:tblLook w:firstColumn="1" w:firstRow="1" w:lastColumn="0" w:lastRow="0" w:noHBand="0" w:noVBand="1" w:val="04A0"/>
+      </w:tblPr>
+      <w:tblGrid>
+        <w:gridCol w:w="2880"/>
+        <w:gridCol w:w="2880"/>
+        <w:gridCol w:w="2880"/>
+      </w:tblGrid>
+      <w:tr>
+        <w:tc>
+          <w:tcPr>
+            <w:tcW w:type="dxa" w:w="2880"/>
+          </w:tcPr>
+          <w:p>
+            <w:r>
+              <w:t>Column Name</w:t>
+            </w:r>
+          </w:p>
+        </w:tc>
+        <w:tc>
+          <w:tcPr>
+            <w:tcW w:type="dxa" w:w="2880"/>
+          </w:tcPr>
+          <w:p>
+            <w:r>
+              <w:t>Data Type</w:t>
+            </w:r>
+          </w:p>
+        </w:tc>
+        <w:tc>
+          <w:tcPr>
+            <w:tcW w:type="dxa" w:w="2880"/>
+          </w:tcPr>
+          <w:p>
+            <w:r>
+              <w:t>Description</w:t>
+            </w:r>
+          </w:p>
+        </w:tc>
+      </w:tr>
+      <w:tr>
+        <w:tc>
+          <w:tcPr>
+            <w:tcW w:type="dxa" w:w="2880"/>
+          </w:tcPr>
+          <w:p>
+            <w:r>
+              <w:t>id</w:t>
+            </w:r>
+          </w:p>
+        </w:tc>
+        <w:tc>
+          <w:tcPr>
+            <w:tcW w:type="dxa" w:w="2880"/>
+          </w:tcPr>
+          <w:p>
+            <w:r>
+              <w:t>BigInt, AI</w:t>
+            </w:r>
+          </w:p>
+        </w:tc>
+        <w:tc>
+          <w:tcPr>
+            <w:tcW w:type="dxa" w:w="2880"/>
+          </w:tcPr>
+          <w:p>
+            <w:r>
+              <w:t>Primary Key</w:t>
+            </w:r>
+          </w:p>
+        </w:tc>
+      </w:tr>
+      <w:tr>
+        <w:tc>
+          <w:tcPr>
+            <w:tcW w:type="dxa" w:w="2880"/>
+          </w:tcPr>
+          <w:p>
+            <w:r>
+              <w:t>lending_id</w:t>
+            </w:r>
+          </w:p>
+        </w:tc>
+        <w:tc>
+          <w:tcPr>
+            <w:tcW w:type="dxa" w:w="2880"/>
+          </w:tcPr>
+          <w:p>
+            <w:r>
+              <w:t>BigInt</w:t>
+            </w:r>
+          </w:p>
+        </w:tc>
+        <w:tc>
+          <w:tcPr>
+            <w:tcW w:type="dxa" w:w="2880"/>
+          </w:tcPr>
+          <w:p>
+            <w:r>
+              <w:t>Foreign Key (Lendings)</w:t>
+            </w:r>
+          </w:p>
+        </w:tc>
+      </w:tr>
+      <w:tr>
+        <w:tc>
+          <w:tcPr>
+            <w:tcW w:type="dxa" w:w="2880"/>
+          </w:tcPr>
+          <w:p>
+            <w:r>
+              <w:t>user_id</w:t>
+            </w:r>
+          </w:p>
+        </w:tc>
+        <w:tc>
+          <w:tcPr>
+            <w:tcW w:type="dxa" w:w="2880"/>
+          </w:tcPr>
+          <w:p>
+            <w:r>
+              <w:t>BigInt</w:t>
+            </w:r>
+          </w:p>
+        </w:tc>
+        <w:tc>
+          <w:tcPr>
+            <w:tcW w:type="dxa" w:w="2880"/>
+          </w:tcPr>
+          <w:p>
+            <w:r>
+              <w:t>Foreign Key (Users)</w:t>
+            </w:r>
+          </w:p>
+        </w:tc>
+      </w:tr>
+      <w:tr>
+        <w:tc>
+          <w:tcPr>
+            <w:tcW w:type="dxa" w:w="2880"/>
+          </w:tcPr>
+          <w:p>
+            <w:r>
+              <w:t>amount</w:t>
+            </w:r>
+          </w:p>
+        </w:tc>
+        <w:tc>
+          <w:tcPr>
+            <w:tcW w:type="dxa" w:w="2880"/>
+          </w:tcPr>
+          <w:p>
+            <w:r>
+              <w:t>Decimal(8,2)</w:t>
+            </w:r>
+          </w:p>
+        </w:tc>
+        <w:tc>
+          <w:tcPr>
+            <w:tcW w:type="dxa" w:w="2880"/>
+          </w:tcPr>
+          <w:p>
+            <w:r>
+              <w:t>Penalty amount</w:t>
+            </w:r>
+          </w:p>
+        </w:tc>
+      </w:tr>
+      <w:tr>
+        <w:tc>
+          <w:tcPr>
+            <w:tcW w:type="dxa" w:w="2880"/>
+          </w:tcPr>
+          <w:p>
+            <w:r>
+              <w:t>paid</w:t>
+            </w:r>
+          </w:p>
+        </w:tc>
+        <w:tc>
+          <w:tcPr>
+            <w:tcW w:type="dxa" w:w="2880"/>
+          </w:tcPr>
+          <w:p>
+            <w:r>
+              <w:t>Boolean</w:t>
+            </w:r>
+          </w:p>
+        </w:tc>
+        <w:tc>
+          <w:tcPr>
+            <w:tcW w:type="dxa" w:w="2880"/>
+          </w:tcPr>
+          <w:p>
+            <w:r>
+              <w:t>Status of payment</w:t>
+            </w:r>
+          </w:p>
+        </w:tc>
+      </w:tr>
+      <w:tr>
+        <w:tc>
+          <w:tcPr>
+            <w:tcW w:type="dxa" w:w="2880"/>
+          </w:tcPr>
+          <w:p>
+            <w:r>
+              <w:t>created_at</w:t>
+            </w:r>
+          </w:p>
+        </w:tc>
+        <w:tc>
+          <w:tcPr>
+            <w:tcW w:type="dxa" w:w="2880"/>
+          </w:tcPr>
+          <w:p>
+            <w:r>
+              <w:t>Timestamp</w:t>
+            </w:r>
+          </w:p>
+        </w:tc>
+        <w:tc>
+          <w:tcPr>
+            <w:tcW w:type="dxa" w:w="2880"/>
+          </w:tcPr>
+          <w:p>
+            <w:r>
+              <w:t>Record creation time</w:t>
+            </w:r>
+          </w:p>
+        </w:tc>
+      </w:tr>
+      <w:tr>
+        <w:tc>
+          <w:tcPr>
+            <w:tcW w:type="dxa" w:w="2880"/>
+          </w:tcPr>
+          <w:p>
+            <w:r>
+              <w:t>updated_at</w:t>
+            </w:r>
+          </w:p>
+        </w:tc>
+        <w:tc>
+          <w:tcPr>
+            <w:tcW w:type="dxa" w:w="2880"/>
+          </w:tcPr>
+          <w:p>
+            <w:r>
+              <w:t>Timestamp</w:t>
+            </w:r>
+          </w:p>
+        </w:tc>
+        <w:tc>
+          <w:tcPr>
+            <w:tcW w:type="dxa" w:w="2880"/>
+          </w:tcPr>
+          <w:p>
+            <w:r>
+              <w:t>Record modification time</w:t>
+            </w:r>
+          </w:p>
+        </w:tc>
+      </w:tr>
+    </w:tbl>
+    <w:p>
+      <w:pPr>
+        <w:jc w:val="center"/>
+      </w:pPr>
+      <w:r>
+        <w:rPr>
+          <w:i/>
+        </w:rPr>
+        <w:t>Table 3.4: Fines Table (fines)</w:t>
+      </w:r>
+    </w:p>
+    <w:p/>
+    <w:tbl>
+      <w:tblPr>
+        <w:tblStyle w:val="TableGrid"/>
+        <w:tblW w:type="auto" w:w="0"/>
+        <w:tblLook w:firstColumn="1" w:firstRow="1" w:lastColumn="0" w:lastRow="0" w:noHBand="0" w:noVBand="1" w:val="04A0"/>
+      </w:tblPr>
+      <w:tblGrid>
+        <w:gridCol w:w="2880"/>
+        <w:gridCol w:w="2880"/>
+        <w:gridCol w:w="2880"/>
+      </w:tblGrid>
+      <w:tr>
+        <w:tc>
+          <w:tcPr>
+            <w:tcW w:type="dxa" w:w="2880"/>
+          </w:tcPr>
+          <w:p>
+            <w:r>
+              <w:t>Column Name</w:t>
+            </w:r>
+          </w:p>
+        </w:tc>
+        <w:tc>
+          <w:tcPr>
+            <w:tcW w:type="dxa" w:w="2880"/>
+          </w:tcPr>
+          <w:p>
+            <w:r>
+              <w:t>Data Type</w:t>
+            </w:r>
+          </w:p>
+        </w:tc>
+        <w:tc>
+          <w:tcPr>
+            <w:tcW w:type="dxa" w:w="2880"/>
+          </w:tcPr>
+          <w:p>
+            <w:r>
+              <w:t>Description</w:t>
+            </w:r>
+          </w:p>
+        </w:tc>
+      </w:tr>
+      <w:tr>
+        <w:tc>
+          <w:tcPr>
+            <w:tcW w:type="dxa" w:w="2880"/>
+          </w:tcPr>
+          <w:p>
+            <w:r>
+              <w:t>id</w:t>
+            </w:r>
+          </w:p>
+        </w:tc>
+        <w:tc>
+          <w:tcPr>
+            <w:tcW w:type="dxa" w:w="2880"/>
+          </w:tcPr>
+          <w:p>
+            <w:r>
+              <w:t>BigInt, AI</w:t>
+            </w:r>
+          </w:p>
+        </w:tc>
+        <w:tc>
+          <w:tcPr>
+            <w:tcW w:type="dxa" w:w="2880"/>
+          </w:tcPr>
+          <w:p>
+            <w:r>
+              <w:t>Primary Key</w:t>
+            </w:r>
+          </w:p>
+        </w:tc>
+      </w:tr>
+      <w:tr>
+        <w:tc>
+          <w:tcPr>
+            <w:tcW w:type="dxa" w:w="2880"/>
+          </w:tcPr>
+          <w:p>
+            <w:r>
+              <w:t>user_id</w:t>
+            </w:r>
+          </w:p>
+        </w:tc>
+        <w:tc>
+          <w:tcPr>
+            <w:tcW w:type="dxa" w:w="2880"/>
+          </w:tcPr>
+          <w:p>
+            <w:r>
+              <w:t>BigInt</w:t>
+            </w:r>
+          </w:p>
+        </w:tc>
+        <w:tc>
+          <w:tcPr>
+            <w:tcW w:type="dxa" w:w="2880"/>
+          </w:tcPr>
+          <w:p>
+            <w:r>
+              <w:t>Foreign Key (Users)</w:t>
+            </w:r>
+          </w:p>
+        </w:tc>
+      </w:tr>
+      <w:tr>
+        <w:tc>
+          <w:tcPr>
+            <w:tcW w:type="dxa" w:w="2880"/>
+          </w:tcPr>
+          <w:p>
+            <w:r>
+              <w:t>book_id</w:t>
+            </w:r>
+          </w:p>
+        </w:tc>
+        <w:tc>
+          <w:tcPr>
+            <w:tcW w:type="dxa" w:w="2880"/>
+          </w:tcPr>
+          <w:p>
+            <w:r>
+              <w:t>BigInt</w:t>
+            </w:r>
+          </w:p>
+        </w:tc>
+        <w:tc>
+          <w:tcPr>
+            <w:tcW w:type="dxa" w:w="2880"/>
+          </w:tcPr>
+          <w:p>
+            <w:r>
+              <w:t>Foreign Key (Books)</w:t>
+            </w:r>
+          </w:p>
+        </w:tc>
+      </w:tr>
+      <w:tr>
+        <w:tc>
+          <w:tcPr>
+            <w:tcW w:type="dxa" w:w="2880"/>
+          </w:tcPr>
+          <w:p>
+            <w:r>
+              <w:t>issued_at</w:t>
+            </w:r>
+          </w:p>
+        </w:tc>
+        <w:tc>
+          <w:tcPr>
+            <w:tcW w:type="dxa" w:w="2880"/>
+          </w:tcPr>
+          <w:p>
+            <w:r>
+              <w:t>Timestamp</w:t>
+            </w:r>
+          </w:p>
+        </w:tc>
+        <w:tc>
+          <w:tcPr>
+            <w:tcW w:type="dxa" w:w="2880"/>
+          </w:tcPr>
+          <w:p>
+            <w:r>
+              <w:t>Time of issuance</w:t>
+            </w:r>
+          </w:p>
+        </w:tc>
+      </w:tr>
+      <w:tr>
+        <w:tc>
+          <w:tcPr>
+            <w:tcW w:type="dxa" w:w="2880"/>
+          </w:tcPr>
+          <w:p>
+            <w:r>
+              <w:t>due_date</w:t>
+            </w:r>
+          </w:p>
+        </w:tc>
+        <w:tc>
+          <w:tcPr>
+            <w:tcW w:type="dxa" w:w="2880"/>
+          </w:tcPr>
+          <w:p>
+            <w:r>
+              <w:t>Timestamp</w:t>
+            </w:r>
+          </w:p>
+        </w:tc>
+        <w:tc>
+          <w:tcPr>
+            <w:tcW w:type="dxa" w:w="2880"/>
+          </w:tcPr>
+          <w:p>
+            <w:r>
+              <w:t>Deadline for return</w:t>
+            </w:r>
+          </w:p>
+        </w:tc>
+      </w:tr>
+      <w:tr>
+        <w:tc>
+          <w:tcPr>
+            <w:tcW w:type="dxa" w:w="2880"/>
+          </w:tcPr>
+          <w:p>
+            <w:r>
+              <w:t>returned_at</w:t>
+            </w:r>
+          </w:p>
+        </w:tc>
+        <w:tc>
+          <w:tcPr>
+            <w:tcW w:type="dxa" w:w="2880"/>
+          </w:tcPr>
+          <w:p>
+            <w:r>
+              <w:t>Timestamp</w:t>
+            </w:r>
+          </w:p>
+        </w:tc>
+        <w:tc>
+          <w:tcPr>
+            <w:tcW w:type="dxa" w:w="2880"/>
+          </w:tcPr>
+          <w:p>
+            <w:r>
+              <w:t>Actual return time</w:t>
+            </w:r>
+          </w:p>
+        </w:tc>
+      </w:tr>
+      <w:tr>
+        <w:tc>
+          <w:tcPr>
+            <w:tcW w:type="dxa" w:w="2880"/>
+          </w:tcPr>
+          <w:p>
+            <w:r>
+              <w:t>status</w:t>
+            </w:r>
+          </w:p>
+        </w:tc>
+        <w:tc>
+          <w:tcPr>
+            <w:tcW w:type="dxa" w:w="2880"/>
+          </w:tcPr>
+          <w:p>
+            <w:r>
+              <w:t>Varchar(255)</w:t>
+            </w:r>
+          </w:p>
+        </w:tc>
+        <w:tc>
+          <w:tcPr>
+            <w:tcW w:type="dxa" w:w="2880"/>
+          </w:tcPr>
+          <w:p>
+            <w:r>
+              <w:t>Borrowing status</w:t>
+            </w:r>
+          </w:p>
+        </w:tc>
+      </w:tr>
+      <w:tr>
+        <w:tc>
+          <w:tcPr>
+            <w:tcW w:type="dxa" w:w="2880"/>
+          </w:tcPr>
+          <w:p>
+            <w:r>
+              <w:t>created_at</w:t>
+            </w:r>
+          </w:p>
+        </w:tc>
+        <w:tc>
+          <w:tcPr>
+            <w:tcW w:type="dxa" w:w="2880"/>
+          </w:tcPr>
+          <w:p>
+            <w:r>
+              <w:t>Timestamp</w:t>
+            </w:r>
+          </w:p>
+        </w:tc>
+        <w:tc>
+          <w:tcPr>
+            <w:tcW w:type="dxa" w:w="2880"/>
+          </w:tcPr>
+          <w:p>
+            <w:r>
+              <w:t>Record creation time</w:t>
+            </w:r>
+          </w:p>
+        </w:tc>
+      </w:tr>
+      <w:tr>
+        <w:tc>
+          <w:tcPr>
+            <w:tcW w:type="dxa" w:w="2880"/>
+          </w:tcPr>
+          <w:p>
+            <w:r>
+              <w:t>updated_at</w:t>
+            </w:r>
+          </w:p>
+        </w:tc>
+        <w:tc>
+          <w:tcPr>
+            <w:tcW w:type="dxa" w:w="2880"/>
+          </w:tcPr>
+          <w:p>
+            <w:r>
+              <w:t>Timestamp</w:t>
+            </w:r>
+          </w:p>
+        </w:tc>
+        <w:tc>
+          <w:tcPr>
+            <w:tcW w:type="dxa" w:w="2880"/>
+          </w:tcPr>
+          <w:p>
+            <w:r>
+              <w:t>Record modification time</w:t>
+            </w:r>
+          </w:p>
+        </w:tc>
+      </w:tr>
+    </w:tbl>
+    <w:p>
+      <w:pPr>
+        <w:jc w:val="center"/>
+      </w:pPr>
+      <w:r>
+        <w:rPr>
+          <w:i/>
+        </w:rPr>
+        <w:t>Table 3.3: Lendings Table (lendings)</w:t>
+      </w:r>
+    </w:p>
+    <w:p/>
+    <w:tbl>
+      <w:tblPr>
+        <w:tblStyle w:val="TableGrid"/>
+        <w:tblW w:type="auto" w:w="0"/>
+        <w:tblLook w:firstColumn="1" w:firstRow="1" w:lastColumn="0" w:lastRow="0" w:noHBand="0" w:noVBand="1" w:val="04A0"/>
+      </w:tblPr>
+      <w:tblGrid>
+        <w:gridCol w:w="2880"/>
+        <w:gridCol w:w="2880"/>
+        <w:gridCol w:w="2880"/>
+      </w:tblGrid>
+      <w:tr>
+        <w:tc>
+          <w:tcPr>
+            <w:tcW w:type="dxa" w:w="2880"/>
+          </w:tcPr>
+          <w:p>
+            <w:r>
+              <w:t>Column Name</w:t>
+            </w:r>
+          </w:p>
+        </w:tc>
+        <w:tc>
+          <w:tcPr>
+            <w:tcW w:type="dxa" w:w="2880"/>
+          </w:tcPr>
+          <w:p>
+            <w:r>
+              <w:t>Data Type</w:t>
+            </w:r>
+          </w:p>
+        </w:tc>
+        <w:tc>
+          <w:tcPr>
+            <w:tcW w:type="dxa" w:w="2880"/>
+          </w:tcPr>
+          <w:p>
+            <w:r>
+              <w:t>Description</w:t>
+            </w:r>
+          </w:p>
+        </w:tc>
+      </w:tr>
+      <w:tr>
+        <w:tc>
+          <w:tcPr>
+            <w:tcW w:type="dxa" w:w="2880"/>
+          </w:tcPr>
+          <w:p>
+            <w:r>
+              <w:t>id</w:t>
+            </w:r>
+          </w:p>
+        </w:tc>
+        <w:tc>
+          <w:tcPr>
+            <w:tcW w:type="dxa" w:w="2880"/>
+          </w:tcPr>
+          <w:p>
+            <w:r>
+              <w:t>BigInt, AI</w:t>
+            </w:r>
+          </w:p>
+        </w:tc>
+        <w:tc>
+          <w:tcPr>
+            <w:tcW w:type="dxa" w:w="2880"/>
+          </w:tcPr>
+          <w:p>
+            <w:r>
+              <w:t>Primary Key</w:t>
+            </w:r>
+          </w:p>
+        </w:tc>
+      </w:tr>
+      <w:tr>
+        <w:tc>
+          <w:tcPr>
+            <w:tcW w:type="dxa" w:w="2880"/>
+          </w:tcPr>
+          <w:p>
+            <w:r>
+              <w:t>title</w:t>
+            </w:r>
+          </w:p>
+        </w:tc>
+        <w:tc>
+          <w:tcPr>
+            <w:tcW w:type="dxa" w:w="2880"/>
+          </w:tcPr>
+          <w:p>
+            <w:r>
+              <w:t>Varchar(255)</w:t>
+            </w:r>
+          </w:p>
+        </w:tc>
+        <w:tc>
+          <w:tcPr>
+            <w:tcW w:type="dxa" w:w="2880"/>
+          </w:tcPr>
+          <w:p>
+            <w:r>
+              <w:t>Title of the book</w:t>
+            </w:r>
+          </w:p>
+        </w:tc>
+      </w:tr>
+      <w:tr>
+        <w:tc>
+          <w:tcPr>
+            <w:tcW w:type="dxa" w:w="2880"/>
+          </w:tcPr>
+          <w:p>
+            <w:r>
+              <w:t>author</w:t>
+            </w:r>
+          </w:p>
+        </w:tc>
+        <w:tc>
+          <w:tcPr>
+            <w:tcW w:type="dxa" w:w="2880"/>
+          </w:tcPr>
+          <w:p>
+            <w:r>
+              <w:t>Varchar(255)</w:t>
+            </w:r>
+          </w:p>
+        </w:tc>
+        <w:tc>
+          <w:tcPr>
+            <w:tcW w:type="dxa" w:w="2880"/>
+          </w:tcPr>
+          <w:p>
+            <w:r>
+              <w:t>Author of the book</w:t>
+            </w:r>
+          </w:p>
+        </w:tc>
+      </w:tr>
+      <w:tr>
+        <w:tc>
+          <w:tcPr>
+            <w:tcW w:type="dxa" w:w="2880"/>
+          </w:tcPr>
+          <w:p>
+            <w:r>
+              <w:t>isbn</w:t>
+            </w:r>
+          </w:p>
+        </w:tc>
+        <w:tc>
+          <w:tcPr>
+            <w:tcW w:type="dxa" w:w="2880"/>
+          </w:tcPr>
+          <w:p>
+            <w:r>
+              <w:t>Varchar(255)</w:t>
+            </w:r>
+          </w:p>
+        </w:tc>
+        <w:tc>
+          <w:tcPr>
+            <w:tcW w:type="dxa" w:w="2880"/>
+          </w:tcPr>
+          <w:p>
+            <w:r>
+              <w:t>Unique ISBN</w:t>
+            </w:r>
+          </w:p>
+        </w:tc>
+      </w:tr>
+      <w:tr>
+        <w:tc>
+          <w:tcPr>
+            <w:tcW w:type="dxa" w:w="2880"/>
+          </w:tcPr>
+          <w:p>
+            <w:r>
+              <w:t>published_year</w:t>
+            </w:r>
+          </w:p>
+        </w:tc>
+        <w:tc>
+          <w:tcPr>
+            <w:tcW w:type="dxa" w:w="2880"/>
+          </w:tcPr>
+          <w:p>
+            <w:r>
+              <w:t>Integer</w:t>
+            </w:r>
+          </w:p>
+        </w:tc>
+        <w:tc>
+          <w:tcPr>
+            <w:tcW w:type="dxa" w:w="2880"/>
+          </w:tcPr>
+          <w:p>
+            <w:r>
+              <w:t>Year of publication</w:t>
+            </w:r>
+          </w:p>
+        </w:tc>
+      </w:tr>
+      <w:tr>
+        <w:tc>
+          <w:tcPr>
+            <w:tcW w:type="dxa" w:w="2880"/>
+          </w:tcPr>
+          <w:p>
+            <w:r>
+              <w:t>quantity</w:t>
+            </w:r>
+          </w:p>
+        </w:tc>
+        <w:tc>
+          <w:tcPr>
+            <w:tcW w:type="dxa" w:w="2880"/>
+          </w:tcPr>
+          <w:p>
+            <w:r>
+              <w:t>Integer</w:t>
+            </w:r>
+          </w:p>
+        </w:tc>
+        <w:tc>
+          <w:tcPr>
+            <w:tcW w:type="dxa" w:w="2880"/>
+          </w:tcPr>
+          <w:p>
+            <w:r>
+              <w:t>Total stock (Lendable)</w:t>
+            </w:r>
+          </w:p>
+        </w:tc>
+      </w:tr>
+      <w:tr>
+        <w:tc>
+          <w:tcPr>
+            <w:tcW w:type="dxa" w:w="2880"/>
+          </w:tcPr>
+          <w:p>
+            <w:r>
+              <w:t>available_qty</w:t>
+            </w:r>
+          </w:p>
+        </w:tc>
+        <w:tc>
+          <w:tcPr>
+            <w:tcW w:type="dxa" w:w="2880"/>
+          </w:tcPr>
+          <w:p>
+            <w:r>
+              <w:t>Integer</w:t>
+            </w:r>
+          </w:p>
+        </w:tc>
+        <w:tc>
+          <w:tcPr>
+            <w:tcW w:type="dxa" w:w="2880"/>
+          </w:tcPr>
+          <w:p>
+            <w:r>
+              <w:t>Current available stock</w:t>
+            </w:r>
+          </w:p>
+        </w:tc>
+      </w:tr>
+      <w:tr>
+        <w:tc>
+          <w:tcPr>
+            <w:tcW w:type="dxa" w:w="2880"/>
+          </w:tcPr>
+          <w:p>
+            <w:r>
+              <w:t>description</w:t>
+            </w:r>
+          </w:p>
+        </w:tc>
+        <w:tc>
+          <w:tcPr>
+            <w:tcW w:type="dxa" w:w="2880"/>
+          </w:tcPr>
+          <w:p>
+            <w:r>
+              <w:t>Text</w:t>
+            </w:r>
+          </w:p>
+        </w:tc>
+        <w:tc>
+          <w:tcPr>
+            <w:tcW w:type="dxa" w:w="2880"/>
+          </w:tcPr>
+          <w:p>
+            <w:r>
+              <w:t>Book overview</w:t>
+            </w:r>
+          </w:p>
+        </w:tc>
+      </w:tr>
+      <w:tr>
+        <w:tc>
+          <w:tcPr>
+            <w:tcW w:type="dxa" w:w="2880"/>
+          </w:tcPr>
+          <w:p>
+            <w:r>
+              <w:t>cover_image</w:t>
+            </w:r>
+          </w:p>
+        </w:tc>
+        <w:tc>
+          <w:tcPr>
+            <w:tcW w:type="dxa" w:w="2880"/>
+          </w:tcPr>
+          <w:p>
+            <w:r>
+              <w:t>Varchar(255)</w:t>
+            </w:r>
+          </w:p>
+        </w:tc>
+        <w:tc>
+          <w:tcPr>
+            <w:tcW w:type="dxa" w:w="2880"/>
+          </w:tcPr>
+          <w:p>
+            <w:r>
+              <w:t>Path to cover image</w:t>
+            </w:r>
+          </w:p>
+        </w:tc>
+      </w:tr>
+      <w:tr>
+        <w:tc>
+          <w:tcPr>
+            <w:tcW w:type="dxa" w:w="2880"/>
+          </w:tcPr>
+          <w:p>
+            <w:r>
+              <w:t>created_at</w:t>
+            </w:r>
+          </w:p>
+        </w:tc>
+        <w:tc>
+          <w:tcPr>
+            <w:tcW w:type="dxa" w:w="2880"/>
+          </w:tcPr>
+          <w:p>
+            <w:r>
+              <w:t>Timestamp</w:t>
+            </w:r>
+          </w:p>
+        </w:tc>
+        <w:tc>
+          <w:tcPr>
+            <w:tcW w:type="dxa" w:w="2880"/>
+          </w:tcPr>
+          <w:p>
+            <w:r>
+              <w:t>Record creation time</w:t>
+            </w:r>
+          </w:p>
+        </w:tc>
+      </w:tr>
+      <w:tr>
+        <w:tc>
+          <w:tcPr>
+            <w:tcW w:type="dxa" w:w="2880"/>
+          </w:tcPr>
+          <w:p>
+            <w:r>
+              <w:t>updated_at</w:t>
+            </w:r>
+          </w:p>
+        </w:tc>
+        <w:tc>
+          <w:tcPr>
+            <w:tcW w:type="dxa" w:w="2880"/>
+          </w:tcPr>
+          <w:p>
+            <w:r>
+              <w:t>Timestamp</w:t>
+            </w:r>
+          </w:p>
+        </w:tc>
+        <w:tc>
+          <w:tcPr>
+            <w:tcW w:type="dxa" w:w="2880"/>
+          </w:tcPr>
+          <w:p>
+            <w:r>
+              <w:t>Record modification time</w:t>
+            </w:r>
+          </w:p>
+        </w:tc>
+      </w:tr>
+    </w:tbl>
+    <w:p>
+      <w:pPr>
+        <w:jc w:val="center"/>
+      </w:pPr>
+      <w:r>
+        <w:rPr>
+          <w:i/>
+        </w:rPr>
+        <w:t>Table 3.2: Books Table (books)</w:t>
+      </w:r>
+    </w:p>
+    <w:p/>
+    <w:tbl>
+      <w:tblPr>
+        <w:tblStyle w:val="TableGrid"/>
+        <w:tblW w:type="auto" w:w="0"/>
+        <w:tblLook w:firstColumn="1" w:firstRow="1" w:lastColumn="0" w:lastRow="0" w:noHBand="0" w:noVBand="1" w:val="04A0"/>
+      </w:tblPr>
+      <w:tblGrid>
+        <w:gridCol w:w="2880"/>
+        <w:gridCol w:w="2880"/>
+        <w:gridCol w:w="2880"/>
+      </w:tblGrid>
+      <w:tr>
+        <w:tc>
+          <w:tcPr>
+            <w:tcW w:type="dxa" w:w="2880"/>
+          </w:tcPr>
+          <w:p>
+            <w:r>
+              <w:t>Column Name</w:t>
+            </w:r>
+          </w:p>
+        </w:tc>
+        <w:tc>
+          <w:tcPr>
+            <w:tcW w:type="dxa" w:w="2880"/>
+          </w:tcPr>
+          <w:p>
+            <w:r>
+              <w:t>Data Type</w:t>
+            </w:r>
+          </w:p>
+        </w:tc>
+        <w:tc>
+          <w:tcPr>
+            <w:tcW w:type="dxa" w:w="2880"/>
+          </w:tcPr>
+          <w:p>
+            <w:r>
+              <w:t>Description</w:t>
+            </w:r>
+          </w:p>
+        </w:tc>
+      </w:tr>
+      <w:tr>
+        <w:tc>
+          <w:tcPr>
+            <w:tcW w:type="dxa" w:w="2880"/>
+          </w:tcPr>
+          <w:p>
+            <w:r>
+              <w:t>id</w:t>
+            </w:r>
+          </w:p>
+        </w:tc>
+        <w:tc>
+          <w:tcPr>
+            <w:tcW w:type="dxa" w:w="2880"/>
+          </w:tcPr>
+          <w:p>
+            <w:r>
+              <w:t>BigInt, AI</w:t>
+            </w:r>
+          </w:p>
+        </w:tc>
+        <w:tc>
+          <w:tcPr>
+            <w:tcW w:type="dxa" w:w="2880"/>
+          </w:tcPr>
+          <w:p>
+            <w:r>
+              <w:t>Primary Key</w:t>
+            </w:r>
+          </w:p>
+        </w:tc>
+      </w:tr>
+      <w:tr>
+        <w:tc>
+          <w:tcPr>
+            <w:tcW w:type="dxa" w:w="2880"/>
+          </w:tcPr>
+          <w:p>
+            <w:r>
+              <w:t>name</w:t>
+            </w:r>
+          </w:p>
+        </w:tc>
+        <w:tc>
+          <w:tcPr>
+            <w:tcW w:type="dxa" w:w="2880"/>
+          </w:tcPr>
+          <w:p>
+            <w:r>
+              <w:t>Varchar(255)</w:t>
+            </w:r>
+          </w:p>
+        </w:tc>
+        <w:tc>
+          <w:tcPr>
+            <w:tcW w:type="dxa" w:w="2880"/>
+          </w:tcPr>
+          <w:p>
+            <w:r>
+              <w:t>User's full name</w:t>
+            </w:r>
+          </w:p>
+        </w:tc>
+      </w:tr>
+      <w:tr>
+        <w:tc>
+          <w:tcPr>
+            <w:tcW w:type="dxa" w:w="2880"/>
+          </w:tcPr>
+          <w:p>
+            <w:r>
+              <w:t>email</w:t>
+            </w:r>
+          </w:p>
+        </w:tc>
+        <w:tc>
+          <w:tcPr>
+            <w:tcW w:type="dxa" w:w="2880"/>
+          </w:tcPr>
+          <w:p>
+            <w:r>
+              <w:t>Varchar(255)</w:t>
+            </w:r>
+          </w:p>
+        </w:tc>
+        <w:tc>
+          <w:tcPr>
+            <w:tcW w:type="dxa" w:w="2880"/>
+          </w:tcPr>
+          <w:p>
+            <w:r>
+              <w:t>Unique email address</w:t>
+            </w:r>
+          </w:p>
+        </w:tc>
+      </w:tr>
+      <w:tr>
+        <w:tc>
+          <w:tcPr>
+            <w:tcW w:type="dxa" w:w="2880"/>
+          </w:tcPr>
+          <w:p>
+            <w:r>
+              <w:t>balance</w:t>
+            </w:r>
+          </w:p>
+        </w:tc>
+        <w:tc>
+          <w:tcPr>
+            <w:tcW w:type="dxa" w:w="2880"/>
+          </w:tcPr>
+          <w:p>
+            <w:r>
+              <w:t>Decimal(10,2)</w:t>
+            </w:r>
+          </w:p>
+        </w:tc>
+        <w:tc>
+          <w:tcPr>
+            <w:tcW w:type="dxa" w:w="2880"/>
+          </w:tcPr>
+          <w:p>
+            <w:r>
+              <w:t>User's wallet balance</w:t>
+            </w:r>
+          </w:p>
+        </w:tc>
+      </w:tr>
+      <w:tr>
+        <w:tc>
+          <w:tcPr>
+            <w:tcW w:type="dxa" w:w="2880"/>
+          </w:tcPr>
+          <w:p>
+            <w:r>
+              <w:t>password</w:t>
+            </w:r>
+          </w:p>
+        </w:tc>
+        <w:tc>
+          <w:tcPr>
+            <w:tcW w:type="dxa" w:w="2880"/>
+          </w:tcPr>
+          <w:p>
+            <w:r>
+              <w:t>Varchar(255)</w:t>
+            </w:r>
+          </w:p>
+        </w:tc>
+        <w:tc>
+          <w:tcPr>
+            <w:tcW w:type="dxa" w:w="2880"/>
+          </w:tcPr>
+          <w:p>
+            <w:r>
+              <w:t>Hashed password</w:t>
+            </w:r>
+          </w:p>
+        </w:tc>
+      </w:tr>
+      <w:tr>
+        <w:tc>
+          <w:tcPr>
+            <w:tcW w:type="dxa" w:w="2880"/>
+          </w:tcPr>
+          <w:p>
+            <w:r>
+              <w:t>role_id</w:t>
+            </w:r>
+          </w:p>
+        </w:tc>
+        <w:tc>
+          <w:tcPr>
+            <w:tcW w:type="dxa" w:w="2880"/>
+          </w:tcPr>
+          <w:p>
+            <w:r>
+              <w:t>BigInt</w:t>
+            </w:r>
+          </w:p>
+        </w:tc>
+        <w:tc>
+          <w:tcPr>
+            <w:tcW w:type="dxa" w:w="2880"/>
+          </w:tcPr>
+          <w:p>
+            <w:r>
+              <w:t>Foreign Key (Roles)</w:t>
+            </w:r>
+          </w:p>
+        </w:tc>
+      </w:tr>
+      <w:tr>
+        <w:tc>
+          <w:tcPr>
+            <w:tcW w:type="dxa" w:w="2880"/>
+          </w:tcPr>
+          <w:p>
+            <w:r>
+              <w:t>created_at</w:t>
+            </w:r>
+          </w:p>
+        </w:tc>
+        <w:tc>
+          <w:tcPr>
+            <w:tcW w:type="dxa" w:w="2880"/>
+          </w:tcPr>
+          <w:p>
+            <w:r>
+              <w:t>Timestamp</w:t>
+            </w:r>
+          </w:p>
+        </w:tc>
+        <w:tc>
+          <w:tcPr>
+            <w:tcW w:type="dxa" w:w="2880"/>
+          </w:tcPr>
+          <w:p>
+            <w:r>
+              <w:t>Record creation time</w:t>
+            </w:r>
+          </w:p>
+        </w:tc>
+      </w:tr>
+      <w:tr>
+        <w:tc>
+          <w:tcPr>
+            <w:tcW w:type="dxa" w:w="2880"/>
+          </w:tcPr>
+          <w:p>
+            <w:r>
+              <w:t>updated_at</w:t>
+            </w:r>
+          </w:p>
+        </w:tc>
+        <w:tc>
+          <w:tcPr>
+            <w:tcW w:type="dxa" w:w="2880"/>
+          </w:tcPr>
+          <w:p>
+            <w:r>
+              <w:t>Timestamp</w:t>
+            </w:r>
+          </w:p>
+        </w:tc>
+        <w:tc>
+          <w:tcPr>
+            <w:tcW w:type="dxa" w:w="2880"/>
+          </w:tcPr>
+          <w:p>
+            <w:r>
+              <w:t>Record modification time</w:t>
+            </w:r>
+          </w:p>
+        </w:tc>
+      </w:tr>
+    </w:tbl>
+    <w:p>
+      <w:pPr>
+        <w:jc w:val="center"/>
+      </w:pPr>
+      <w:r>
+        <w:rPr>
+          <w:i/>
+        </w:rPr>
+        <w:t>Table 3.1: Users Table (users)</w:t>
+      </w:r>
+    </w:p>
+    <w:p/>
+    <w:p/>
+    <w:tbl>
+      <w:tblPr>
+        <w:tblStyle w:val="TableGrid"/>
+        <w:tblW w:type="auto" w:w="0"/>
+        <w:tblLook w:firstColumn="1" w:firstRow="1" w:lastColumn="0" w:lastRow="0" w:noHBand="0" w:noVBand="1" w:val="04A0"/>
+      </w:tblPr>
+      <w:tblGrid>
+        <w:gridCol w:w="2880"/>
+        <w:gridCol w:w="2880"/>
+        <w:gridCol w:w="2880"/>
+      </w:tblGrid>
+      <w:tr>
+        <w:tc>
+          <w:tcPr>
+            <w:tcW w:type="dxa" w:w="2880"/>
+          </w:tcPr>
+          <w:p>
+            <w:r>
+              <w:t>Column Name</w:t>
+            </w:r>
+          </w:p>
+        </w:tc>
+        <w:tc>
+          <w:tcPr>
+            <w:tcW w:type="dxa" w:w="2880"/>
+          </w:tcPr>
+          <w:p>
+            <w:r>
+              <w:t>Data Type</w:t>
+            </w:r>
+          </w:p>
+        </w:tc>
+        <w:tc>
+          <w:tcPr>
+            <w:tcW w:type="dxa" w:w="2880"/>
+          </w:tcPr>
+          <w:p>
+            <w:r>
+              <w:t>Description</w:t>
+            </w:r>
+          </w:p>
+        </w:tc>
+      </w:tr>
+      <w:tr>
+        <w:tc>
+          <w:tcPr>
+            <w:tcW w:type="dxa" w:w="2880"/>
+          </w:tcPr>
+          <w:p>
+            <w:r>
+              <w:t>id</w:t>
+            </w:r>
+          </w:p>
+        </w:tc>
+        <w:tc>
+          <w:tcPr>
+            <w:tcW w:type="dxa" w:w="2880"/>
+          </w:tcPr>
+          <w:p>
+            <w:r>
+              <w:t>BigInt, AI</w:t>
+            </w:r>
+          </w:p>
+        </w:tc>
+        <w:tc>
+          <w:tcPr>
+            <w:tcW w:type="dxa" w:w="2880"/>
+          </w:tcPr>
+          <w:p>
+            <w:r>
+              <w:t>Primary Key</w:t>
+            </w:r>
+          </w:p>
+        </w:tc>
+      </w:tr>
+      <w:tr>
+        <w:tc>
+          <w:tcPr>
+            <w:tcW w:type="dxa" w:w="2880"/>
+          </w:tcPr>
+          <w:p>
+            <w:r>
+              <w:t>user_id</w:t>
+            </w:r>
+          </w:p>
+        </w:tc>
+        <w:tc>
+          <w:tcPr>
+            <w:tcW w:type="dxa" w:w="2880"/>
+          </w:tcPr>
+          <w:p>
+            <w:r>
+              <w:t>BigInt</w:t>
+            </w:r>
+          </w:p>
+        </w:tc>
+        <w:tc>
+          <w:tcPr>
+            <w:tcW w:type="dxa" w:w="2880"/>
+          </w:tcPr>
+          <w:p>
+            <w:r>
+              <w:t>Foreign Key (Buyer)</w:t>
+            </w:r>
+          </w:p>
+        </w:tc>
+      </w:tr>
+      <w:tr>
+        <w:tc>
+          <w:tcPr>
+            <w:tcW w:type="dxa" w:w="2880"/>
+          </w:tcPr>
+          <w:p>
+            <w:r>
+              <w:t>book_id</w:t>
+            </w:r>
+          </w:p>
+        </w:tc>
+        <w:tc>
+          <w:tcPr>
+            <w:tcW w:type="dxa" w:w="2880"/>
+          </w:tcPr>
+          <w:p>
+            <w:r>
+              <w:t>BigInt</w:t>
+            </w:r>
+          </w:p>
+        </w:tc>
+        <w:tc>
+          <w:tcPr>
+            <w:tcW w:type="dxa" w:w="2880"/>
+          </w:tcPr>
+          <w:p>
+            <w:r>
+              <w:t>Foreign Key (Book)</w:t>
+            </w:r>
+          </w:p>
+        </w:tc>
+      </w:tr>
+      <w:tr>
+        <w:tc>
+          <w:tcPr>
+            <w:tcW w:type="dxa" w:w="2880"/>
+          </w:tcPr>
+          <w:p>
+            <w:r>
+              <w:t>amount_paid</w:t>
+            </w:r>
+          </w:p>
+        </w:tc>
+        <w:tc>
+          <w:tcPr>
+            <w:tcW w:type="dxa" w:w="2880"/>
+          </w:tcPr>
+          <w:p>
+            <w:r>
+              <w:t>Decimal(8,2)</w:t>
+            </w:r>
+          </w:p>
+        </w:tc>
+        <w:tc>
+          <w:tcPr>
+            <w:tcW w:type="dxa" w:w="2880"/>
+          </w:tcPr>
+          <w:p>
+            <w:r>
+              <w:t>Total paid amount</w:t>
+            </w:r>
+          </w:p>
+        </w:tc>
+      </w:tr>
+      <w:tr>
+        <w:tc>
+          <w:tcPr>
+            <w:tcW w:type="dxa" w:w="2880"/>
+          </w:tcPr>
+          <w:p>
+            <w:r>
+              <w:t>commission_earned</w:t>
+            </w:r>
+          </w:p>
+        </w:tc>
+        <w:tc>
+          <w:tcPr>
+            <w:tcW w:type="dxa" w:w="2880"/>
+          </w:tcPr>
+          <w:p>
+            <w:r>
+              <w:t>Decimal(8,2)</w:t>
+            </w:r>
+          </w:p>
+        </w:tc>
+        <w:tc>
+          <w:tcPr>
+            <w:tcW w:type="dxa" w:w="2880"/>
+          </w:tcPr>
+          <w:p>
+            <w:r>
+              <w:t>Platform fee earned</w:t>
+            </w:r>
+          </w:p>
+        </w:tc>
+      </w:tr>
+      <w:tr>
+        <w:tc>
+          <w:tcPr>
+            <w:tcW w:type="dxa" w:w="2880"/>
+          </w:tcPr>
+          <w:p>
+            <w:r>
+              <w:t>created_at</w:t>
+            </w:r>
+          </w:p>
+        </w:tc>
+        <w:tc>
+          <w:tcPr>
+            <w:tcW w:type="dxa" w:w="2880"/>
+          </w:tcPr>
+          <w:p>
+            <w:r>
+              <w:t>Timestamp</w:t>
+            </w:r>
+          </w:p>
+        </w:tc>
+        <w:tc>
+          <w:tcPr>
+            <w:tcW w:type="dxa" w:w="2880"/>
+          </w:tcPr>
+          <w:p>
+            <w:r>
+              <w:t>Record creation time</w:t>
+            </w:r>
+          </w:p>
+        </w:tc>
+      </w:tr>
+      <w:tr>
+        <w:tc>
+          <w:tcPr>
+            <w:tcW w:type="dxa" w:w="2880"/>
+          </w:tcPr>
+          <w:p>
+            <w:r>
+              <w:t>updated_at</w:t>
+            </w:r>
+          </w:p>
+        </w:tc>
+        <w:tc>
+          <w:tcPr>
+            <w:tcW w:type="dxa" w:w="2880"/>
+          </w:tcPr>
+          <w:p>
+            <w:r>
+              <w:t>Timestamp</w:t>
+            </w:r>
+          </w:p>
+        </w:tc>
+        <w:tc>
+          <w:tcPr>
+            <w:tcW w:type="dxa" w:w="2880"/>
+          </w:tcPr>
+          <w:p>
+            <w:r>
+              <w:t>Record modification time</w:t>
+            </w:r>
+          </w:p>
+        </w:tc>
+      </w:tr>
+    </w:tbl>
+    <w:p/>
+    <w:tbl>
+      <w:tblPr>
+        <w:tblStyle w:val="TableGrid"/>
+        <w:tblW w:type="auto" w:w="0"/>
+        <w:tblLook w:firstColumn="1" w:firstRow="1" w:lastColumn="0" w:lastRow="0" w:noHBand="0" w:noVBand="1" w:val="04A0"/>
+      </w:tblPr>
+      <w:tblGrid>
+        <w:gridCol w:w="2880"/>
+        <w:gridCol w:w="2880"/>
+        <w:gridCol w:w="2880"/>
+      </w:tblGrid>
+      <w:tr>
+        <w:tc>
+          <w:tcPr>
+            <w:tcW w:type="dxa" w:w="2880"/>
+          </w:tcPr>
+          <w:p>
+            <w:r>
+              <w:t>Column Name</w:t>
+            </w:r>
+          </w:p>
+        </w:tc>
+        <w:tc>
+          <w:tcPr>
+            <w:tcW w:type="dxa" w:w="2880"/>
+          </w:tcPr>
+          <w:p>
+            <w:r>
+              <w:t>Data Type</w:t>
+            </w:r>
+          </w:p>
+        </w:tc>
+        <w:tc>
+          <w:tcPr>
+            <w:tcW w:type="dxa" w:w="2880"/>
+          </w:tcPr>
+          <w:p>
+            <w:r>
+              <w:t>Description</w:t>
+            </w:r>
+          </w:p>
+        </w:tc>
+      </w:tr>
+      <w:tr>
+        <w:tc>
+          <w:tcPr>
+            <w:tcW w:type="dxa" w:w="2880"/>
+          </w:tcPr>
+          <w:p>
+            <w:r>
+              <w:t>id</w:t>
+            </w:r>
+          </w:p>
+        </w:tc>
+        <w:tc>
+          <w:tcPr>
+            <w:tcW w:type="dxa" w:w="2880"/>
+          </w:tcPr>
+          <w:p>
+            <w:r>
+              <w:t>BigInt, AI</w:t>
+            </w:r>
+          </w:p>
+        </w:tc>
+        <w:tc>
+          <w:tcPr>
+            <w:tcW w:type="dxa" w:w="2880"/>
+          </w:tcPr>
+          <w:p>
+            <w:r>
+              <w:t>Primary Key</w:t>
+            </w:r>
+          </w:p>
+        </w:tc>
+      </w:tr>
+      <w:tr>
+        <w:tc>
+          <w:tcPr>
+            <w:tcW w:type="dxa" w:w="2880"/>
+          </w:tcPr>
+          <w:p>
+            <w:r>
+              <w:t>name</w:t>
+            </w:r>
+          </w:p>
+        </w:tc>
+        <w:tc>
+          <w:tcPr>
+            <w:tcW w:type="dxa" w:w="2880"/>
+          </w:tcPr>
+          <w:p>
+            <w:r>
+              <w:t>Varchar(255)</w:t>
+            </w:r>
+          </w:p>
+        </w:tc>
+        <w:tc>
+          <w:tcPr>
+            <w:tcW w:type="dxa" w:w="2880"/>
+          </w:tcPr>
+          <w:p>
+            <w:r>
+              <w:t>Role name (Unique)</w:t>
+            </w:r>
+          </w:p>
+        </w:tc>
+      </w:tr>
+      <w:tr>
+        <w:tc>
+          <w:tcPr>
+            <w:tcW w:type="dxa" w:w="2880"/>
+          </w:tcPr>
+          <w:p>
+            <w:r>
+              <w:t>created_at</w:t>
+            </w:r>
+          </w:p>
+        </w:tc>
+        <w:tc>
+          <w:tcPr>
+            <w:tcW w:type="dxa" w:w="2880"/>
+          </w:tcPr>
+          <w:p>
+            <w:r>
+              <w:t>Timestamp</w:t>
+            </w:r>
+          </w:p>
+        </w:tc>
+        <w:tc>
+          <w:tcPr>
+            <w:tcW w:type="dxa" w:w="2880"/>
+          </w:tcPr>
+          <w:p>
+            <w:r>
+              <w:t>Record creation time</w:t>
+            </w:r>
+          </w:p>
+        </w:tc>
+      </w:tr>
+      <w:tr>
+        <w:tc>
+          <w:tcPr>
+            <w:tcW w:type="dxa" w:w="2880"/>
+          </w:tcPr>
+          <w:p>
+            <w:r>
+              <w:t>updated_at</w:t>
+            </w:r>
+          </w:p>
+        </w:tc>
+        <w:tc>
+          <w:tcPr>
+            <w:tcW w:type="dxa" w:w="2880"/>
+          </w:tcPr>
+          <w:p>
+            <w:r>
+              <w:t>Timestamp</w:t>
+            </w:r>
+          </w:p>
+        </w:tc>
+        <w:tc>
+          <w:tcPr>
+            <w:tcW w:type="dxa" w:w="2880"/>
+          </w:tcPr>
+          <w:p>
+            <w:r>
+              <w:t>Record modification time</w:t>
+            </w:r>
+          </w:p>
+        </w:tc>
+      </w:tr>
+    </w:tbl>
+    <w:p/>
+    <w:tbl>
+      <w:tblPr>
+        <w:tblStyle w:val="TableGrid"/>
+        <w:tblW w:type="auto" w:w="0"/>
+        <w:tblLook w:firstColumn="1" w:firstRow="1" w:lastColumn="0" w:lastRow="0" w:noHBand="0" w:noVBand="1" w:val="04A0"/>
+      </w:tblPr>
+      <w:tblGrid>
+        <w:gridCol w:w="2880"/>
+        <w:gridCol w:w="2880"/>
+        <w:gridCol w:w="2880"/>
+      </w:tblGrid>
+      <w:tr>
+        <w:tc>
+          <w:tcPr>
+            <w:tcW w:type="dxa" w:w="2880"/>
+          </w:tcPr>
+          <w:p>
+            <w:r>
+              <w:t>Column Name</w:t>
+            </w:r>
+          </w:p>
+        </w:tc>
+        <w:tc>
+          <w:tcPr>
+            <w:tcW w:type="dxa" w:w="2880"/>
+          </w:tcPr>
+          <w:p>
+            <w:r>
+              <w:t>Data Type</w:t>
+            </w:r>
+          </w:p>
+        </w:tc>
+        <w:tc>
+          <w:tcPr>
+            <w:tcW w:type="dxa" w:w="2880"/>
+          </w:tcPr>
+          <w:p>
+            <w:r>
+              <w:t>Description</w:t>
+            </w:r>
+          </w:p>
+        </w:tc>
+      </w:tr>
+      <w:tr>
+        <w:tc>
+          <w:tcPr>
+            <w:tcW w:type="dxa" w:w="2880"/>
+          </w:tcPr>
+          <w:p>
+            <w:r>
+              <w:t>id</w:t>
+            </w:r>
+          </w:p>
+        </w:tc>
+        <w:tc>
+          <w:tcPr>
+            <w:tcW w:type="dxa" w:w="2880"/>
+          </w:tcPr>
+          <w:p>
+            <w:r>
+              <w:t>BigInt, AI</w:t>
+            </w:r>
+          </w:p>
+        </w:tc>
+        <w:tc>
+          <w:tcPr>
+            <w:tcW w:type="dxa" w:w="2880"/>
+          </w:tcPr>
+          <w:p>
+            <w:r>
+              <w:t>Primary Key</w:t>
+            </w:r>
+          </w:p>
+        </w:tc>
+      </w:tr>
+      <w:tr>
+        <w:tc>
+          <w:tcPr>
+            <w:tcW w:type="dxa" w:w="2880"/>
+          </w:tcPr>
+          <w:p>
+            <w:r>
+              <w:t>user_id</w:t>
+            </w:r>
+          </w:p>
+        </w:tc>
+        <w:tc>
+          <w:tcPr>
+            <w:tcW w:type="dxa" w:w="2880"/>
+          </w:tcPr>
+          <w:p>
+            <w:r>
+              <w:t>BigInt</w:t>
+            </w:r>
+          </w:p>
+        </w:tc>
+        <w:tc>
+          <w:tcPr>
+            <w:tcW w:type="dxa" w:w="2880"/>
+          </w:tcPr>
+          <w:p>
+            <w:r>
+              <w:t>Foreign Key (Users)</w:t>
+            </w:r>
+          </w:p>
+        </w:tc>
+      </w:tr>
+      <w:tr>
+        <w:tc>
+          <w:tcPr>
+            <w:tcW w:type="dxa" w:w="2880"/>
+          </w:tcPr>
+          <w:p>
+            <w:r>
+              <w:t>book_id</w:t>
+            </w:r>
+          </w:p>
+        </w:tc>
+        <w:tc>
+          <w:tcPr>
+            <w:tcW w:type="dxa" w:w="2880"/>
+          </w:tcPr>
+          <w:p>
+            <w:r>
+              <w:t>BigInt</w:t>
+            </w:r>
+          </w:p>
+        </w:tc>
+        <w:tc>
+          <w:tcPr>
+            <w:tcW w:type="dxa" w:w="2880"/>
+          </w:tcPr>
+          <w:p>
+            <w:r>
+              <w:t>Foreign Key (Books)</w:t>
+            </w:r>
+          </w:p>
+        </w:tc>
+      </w:tr>
+      <w:tr>
+        <w:tc>
+          <w:tcPr>
+            <w:tcW w:type="dxa" w:w="2880"/>
+          </w:tcPr>
+          <w:p>
+            <w:r>
+              <w:t>book_for_sale_id</w:t>
+            </w:r>
+          </w:p>
+        </w:tc>
+        <w:tc>
+          <w:tcPr>
+            <w:tcW w:type="dxa" w:w="2880"/>
+          </w:tcPr>
+          <w:p>
+            <w:r>
+              <w:t>BigInt</w:t>
+            </w:r>
+          </w:p>
+        </w:tc>
+        <w:tc>
+          <w:tcPr>
+            <w:tcW w:type="dxa" w:w="2880"/>
+          </w:tcPr>
+          <w:p>
+            <w:r>
+              <w:t>Foreign Key (Marketplace)</w:t>
+            </w:r>
+          </w:p>
+        </w:tc>
+      </w:tr>
+      <w:tr>
+        <w:tc>
+          <w:tcPr>
+            <w:tcW w:type="dxa" w:w="2880"/>
+          </w:tcPr>
+          <w:p>
+            <w:r>
+              <w:t>created_at</w:t>
+            </w:r>
+          </w:p>
+        </w:tc>
+        <w:tc>
+          <w:tcPr>
+            <w:tcW w:type="dxa" w:w="2880"/>
+          </w:tcPr>
+          <w:p>
+            <w:r>
+              <w:t>Timestamp</w:t>
+            </w:r>
+          </w:p>
+        </w:tc>
+        <w:tc>
+          <w:tcPr>
+            <w:tcW w:type="dxa" w:w="2880"/>
+          </w:tcPr>
+          <w:p>
+            <w:r>
+              <w:t>Record creation time</w:t>
+            </w:r>
+          </w:p>
+        </w:tc>
+      </w:tr>
+      <w:tr>
+        <w:tc>
+          <w:tcPr>
+            <w:tcW w:type="dxa" w:w="2880"/>
+          </w:tcPr>
+          <w:p>
+            <w:r>
+              <w:t>updated_at</w:t>
+            </w:r>
+          </w:p>
+        </w:tc>
+        <w:tc>
+          <w:tcPr>
+            <w:tcW w:type="dxa" w:w="2880"/>
+          </w:tcPr>
+          <w:p>
+            <w:r>
+              <w:t>Timestamp</w:t>
+            </w:r>
+          </w:p>
+        </w:tc>
+        <w:tc>
+          <w:tcPr>
+            <w:tcW w:type="dxa" w:w="2880"/>
+          </w:tcPr>
+          <w:p>
+            <w:r>
+              <w:t>Record modification time</w:t>
+            </w:r>
+          </w:p>
+        </w:tc>
+      </w:tr>
+    </w:tbl>
+    <w:p/>
+    <w:tbl>
+      <w:tblPr>
+        <w:tblStyle w:val="TableGrid"/>
+        <w:tblW w:type="auto" w:w="0"/>
+        <w:tblLook w:firstColumn="1" w:firstRow="1" w:lastColumn="0" w:lastRow="0" w:noHBand="0" w:noVBand="1" w:val="04A0"/>
+      </w:tblPr>
+      <w:tblGrid>
+        <w:gridCol w:w="2880"/>
+        <w:gridCol w:w="2880"/>
+        <w:gridCol w:w="2880"/>
+      </w:tblGrid>
+      <w:tr>
+        <w:tc>
+          <w:tcPr>
+            <w:tcW w:type="dxa" w:w="2880"/>
+          </w:tcPr>
+          <w:p>
+            <w:r>
+              <w:t>Column Name</w:t>
+            </w:r>
+          </w:p>
+        </w:tc>
+        <w:tc>
+          <w:tcPr>
+            <w:tcW w:type="dxa" w:w="2880"/>
+          </w:tcPr>
+          <w:p>
+            <w:r>
+              <w:t>Data Type</w:t>
+            </w:r>
+          </w:p>
+        </w:tc>
+        <w:tc>
+          <w:tcPr>
+            <w:tcW w:type="dxa" w:w="2880"/>
+          </w:tcPr>
+          <w:p>
+            <w:r>
+              <w:t>Description</w:t>
+            </w:r>
+          </w:p>
+        </w:tc>
+      </w:tr>
+      <w:tr>
+        <w:tc>
+          <w:tcPr>
+            <w:tcW w:type="dxa" w:w="2880"/>
+          </w:tcPr>
+          <w:p>
+            <w:r>
+              <w:t>id</w:t>
+            </w:r>
+          </w:p>
+        </w:tc>
+        <w:tc>
+          <w:tcPr>
+            <w:tcW w:type="dxa" w:w="2880"/>
+          </w:tcPr>
+          <w:p>
+            <w:r>
+              <w:t>BigInt, AI</w:t>
+            </w:r>
+          </w:p>
+        </w:tc>
+        <w:tc>
+          <w:tcPr>
+            <w:tcW w:type="dxa" w:w="2880"/>
+          </w:tcPr>
+          <w:p>
+            <w:r>
+              <w:t>Primary Key</w:t>
+            </w:r>
+          </w:p>
+        </w:tc>
+      </w:tr>
+      <w:tr>
+        <w:tc>
+          <w:tcPr>
+            <w:tcW w:type="dxa" w:w="2880"/>
+          </w:tcPr>
+          <w:p>
+            <w:r>
+              <w:t>user_id</w:t>
+            </w:r>
+          </w:p>
+        </w:tc>
+        <w:tc>
+          <w:tcPr>
+            <w:tcW w:type="dxa" w:w="2880"/>
+          </w:tcPr>
+          <w:p>
+            <w:r>
+              <w:t>BigInt</w:t>
+            </w:r>
+          </w:p>
+        </w:tc>
+        <w:tc>
+          <w:tcPr>
+            <w:tcW w:type="dxa" w:w="2880"/>
+          </w:tcPr>
+          <w:p>
+            <w:r>
+              <w:t>Foreign Key (Seller)</w:t>
+            </w:r>
+          </w:p>
+        </w:tc>
+      </w:tr>
+      <w:tr>
+        <w:tc>
+          <w:tcPr>
+            <w:tcW w:type="dxa" w:w="2880"/>
+          </w:tcPr>
+          <w:p>
+            <w:r>
+              <w:t>title</w:t>
+            </w:r>
+          </w:p>
+        </w:tc>
+        <w:tc>
+          <w:tcPr>
+            <w:tcW w:type="dxa" w:w="2880"/>
+          </w:tcPr>
+          <w:p>
+            <w:r>
+              <w:t>Varchar(255)</w:t>
+            </w:r>
+          </w:p>
+        </w:tc>
+        <w:tc>
+          <w:tcPr>
+            <w:tcW w:type="dxa" w:w="2880"/>
+          </w:tcPr>
+          <w:p>
+            <w:r>
+              <w:t>Book title for sale</w:t>
+            </w:r>
+          </w:p>
+        </w:tc>
+      </w:tr>
+      <w:tr>
+        <w:tc>
+          <w:tcPr>
+            <w:tcW w:type="dxa" w:w="2880"/>
+          </w:tcPr>
+          <w:p>
+            <w:r>
+              <w:t>author</w:t>
+            </w:r>
+          </w:p>
+        </w:tc>
+        <w:tc>
+          <w:tcPr>
+            <w:tcW w:type="dxa" w:w="2880"/>
+          </w:tcPr>
+          <w:p>
+            <w:r>
+              <w:t>Varchar(255)</w:t>
+            </w:r>
+          </w:p>
+        </w:tc>
+        <w:tc>
+          <w:tcPr>
+            <w:tcW w:type="dxa" w:w="2880"/>
+          </w:tcPr>
+          <w:p>
+            <w:r>
+              <w:t>Book author</w:t>
+            </w:r>
+          </w:p>
+        </w:tc>
+      </w:tr>
+      <w:tr>
+        <w:tc>
+          <w:tcPr>
+            <w:tcW w:type="dxa" w:w="2880"/>
+          </w:tcPr>
+          <w:p>
+            <w:r>
+              <w:t>price</w:t>
+            </w:r>
+          </w:p>
+        </w:tc>
+        <w:tc>
+          <w:tcPr>
+            <w:tcW w:type="dxa" w:w="2880"/>
+          </w:tcPr>
+          <w:p>
+            <w:r>
+              <w:t>Decimal(8,2)</w:t>
+            </w:r>
+          </w:p>
+        </w:tc>
+        <w:tc>
+          <w:tcPr>
+            <w:tcW w:type="dxa" w:w="2880"/>
+          </w:tcPr>
+          <w:p>
+            <w:r>
+              <w:t>Selling price</w:t>
+            </w:r>
+          </w:p>
+        </w:tc>
+      </w:tr>
+      <w:tr>
+        <w:tc>
+          <w:tcPr>
+            <w:tcW w:type="dxa" w:w="2880"/>
+          </w:tcPr>
+          <w:p>
+            <w:r>
+              <w:t>description</w:t>
+            </w:r>
+          </w:p>
+        </w:tc>
+        <w:tc>
+          <w:tcPr>
+            <w:tcW w:type="dxa" w:w="2880"/>
+          </w:tcPr>
+          <w:p>
+            <w:r>
+              <w:t>Text</w:t>
+            </w:r>
+          </w:p>
+        </w:tc>
+        <w:tc>
+          <w:tcPr>
+            <w:tcW w:type="dxa" w:w="2880"/>
+          </w:tcPr>
+          <w:p>
+            <w:r>
+              <w:t>Item description</w:t>
+            </w:r>
+          </w:p>
+        </w:tc>
+      </w:tr>
+      <w:tr>
+        <w:tc>
+          <w:tcPr>
+            <w:tcW w:type="dxa" w:w="2880"/>
+          </w:tcPr>
+          <w:p>
+            <w:r>
+              <w:t>condition</w:t>
+            </w:r>
+          </w:p>
+        </w:tc>
+        <w:tc>
+          <w:tcPr>
+            <w:tcW w:type="dxa" w:w="2880"/>
+          </w:tcPr>
+          <w:p>
+            <w:r>
+              <w:t>Varchar(255)</w:t>
+            </w:r>
+          </w:p>
+        </w:tc>
+        <w:tc>
+          <w:tcPr>
+            <w:tcW w:type="dxa" w:w="2880"/>
+          </w:tcPr>
+          <w:p>
+            <w:r>
+              <w:t>Item condition</w:t>
+            </w:r>
+          </w:p>
+        </w:tc>
+      </w:tr>
+      <w:tr>
+        <w:tc>
+          <w:tcPr>
+            <w:tcW w:type="dxa" w:w="2880"/>
+          </w:tcPr>
+          <w:p>
+            <w:r>
+              <w:t>status</w:t>
+            </w:r>
+          </w:p>
+        </w:tc>
+        <w:tc>
+          <w:tcPr>
+            <w:tcW w:type="dxa" w:w="2880"/>
+          </w:tcPr>
+          <w:p>
+            <w:r>
+              <w:t>Varchar(255)</w:t>
+            </w:r>
+          </w:p>
+        </w:tc>
+        <w:tc>
+          <w:tcPr>
+            <w:tcW w:type="dxa" w:w="2880"/>
+          </w:tcPr>
+          <w:p>
+            <w:r>
+              <w:t>Moderation status</w:t>
+            </w:r>
+          </w:p>
+        </w:tc>
+      </w:tr>
+      <w:tr>
+        <w:tc>
+          <w:tcPr>
+            <w:tcW w:type="dxa" w:w="2880"/>
+          </w:tcPr>
+          <w:p>
+            <w:r>
+              <w:t>created_at</w:t>
+            </w:r>
+          </w:p>
+        </w:tc>
+        <w:tc>
+          <w:tcPr>
+            <w:tcW w:type="dxa" w:w="2880"/>
+          </w:tcPr>
+          <w:p>
+            <w:r>
+              <w:t>Timestamp</w:t>
+            </w:r>
+          </w:p>
+        </w:tc>
+        <w:tc>
+          <w:tcPr>
+            <w:tcW w:type="dxa" w:w="2880"/>
+          </w:tcPr>
+          <w:p>
+            <w:r>
+              <w:t>Record creation time</w:t>
+            </w:r>
+          </w:p>
+        </w:tc>
+      </w:tr>
+      <w:tr>
+        <w:tc>
+          <w:tcPr>
+            <w:tcW w:type="dxa" w:w="2880"/>
+          </w:tcPr>
+          <w:p>
+            <w:r>
+              <w:t>updated_at</w:t>
+            </w:r>
+          </w:p>
+        </w:tc>
+        <w:tc>
+          <w:tcPr>
+            <w:tcW w:type="dxa" w:w="2880"/>
+          </w:tcPr>
+          <w:p>
+            <w:r>
+              <w:t>Timestamp</w:t>
+            </w:r>
+          </w:p>
+        </w:tc>
+        <w:tc>
+          <w:tcPr>
+            <w:tcW w:type="dxa" w:w="2880"/>
+          </w:tcPr>
+          <w:p>
+            <w:r>
+              <w:t>Record modification time</w:t>
+            </w:r>
+          </w:p>
+        </w:tc>
+      </w:tr>
+    </w:tbl>
+    <w:p/>
+    <w:tbl>
+      <w:tblPr>
+        <w:tblStyle w:val="TableGrid"/>
+        <w:tblW w:type="auto" w:w="0"/>
+        <w:tblLook w:firstColumn="1" w:firstRow="1" w:lastColumn="0" w:lastRow="0" w:noHBand="0" w:noVBand="1" w:val="04A0"/>
+      </w:tblPr>
+      <w:tblGrid>
+        <w:gridCol w:w="2880"/>
+        <w:gridCol w:w="2880"/>
+        <w:gridCol w:w="2880"/>
+      </w:tblGrid>
+      <w:tr>
+        <w:tc>
+          <w:tcPr>
+            <w:tcW w:type="dxa" w:w="2880"/>
+          </w:tcPr>
+          <w:p>
+            <w:r>
+              <w:t>Column Name</w:t>
+            </w:r>
+          </w:p>
+        </w:tc>
+        <w:tc>
+          <w:tcPr>
+            <w:tcW w:type="dxa" w:w="2880"/>
+          </w:tcPr>
+          <w:p>
+            <w:r>
+              <w:t>Data Type</w:t>
+            </w:r>
+          </w:p>
+        </w:tc>
+        <w:tc>
+          <w:tcPr>
+            <w:tcW w:type="dxa" w:w="2880"/>
+          </w:tcPr>
+          <w:p>
+            <w:r>
+              <w:t>Description</w:t>
+            </w:r>
+          </w:p>
+        </w:tc>
+      </w:tr>
+      <w:tr>
+        <w:tc>
+          <w:tcPr>
+            <w:tcW w:type="dxa" w:w="2880"/>
+          </w:tcPr>
+          <w:p>
+            <w:r>
+              <w:t>id</w:t>
+            </w:r>
+          </w:p>
+        </w:tc>
+        <w:tc>
+          <w:tcPr>
+            <w:tcW w:type="dxa" w:w="2880"/>
+          </w:tcPr>
+          <w:p>
+            <w:r>
+              <w:t>BigInt, AI</w:t>
+            </w:r>
+          </w:p>
+        </w:tc>
+        <w:tc>
+          <w:tcPr>
+            <w:tcW w:type="dxa" w:w="2880"/>
+          </w:tcPr>
+          <w:p>
+            <w:r>
+              <w:t>Primary Key</w:t>
+            </w:r>
+          </w:p>
+        </w:tc>
+      </w:tr>
+      <w:tr>
+        <w:tc>
+          <w:tcPr>
+            <w:tcW w:type="dxa" w:w="2880"/>
+          </w:tcPr>
+          <w:p>
+            <w:r>
+              <w:t>lending_id</w:t>
+            </w:r>
+          </w:p>
+        </w:tc>
+        <w:tc>
+          <w:tcPr>
+            <w:tcW w:type="dxa" w:w="2880"/>
+          </w:tcPr>
+          <w:p>
+            <w:r>
+              <w:t>BigInt</w:t>
+            </w:r>
+          </w:p>
+        </w:tc>
+        <w:tc>
+          <w:tcPr>
+            <w:tcW w:type="dxa" w:w="2880"/>
+          </w:tcPr>
+          <w:p>
+            <w:r>
+              <w:t>Foreign Key (Lendings)</w:t>
+            </w:r>
+          </w:p>
+        </w:tc>
+      </w:tr>
+      <w:tr>
+        <w:tc>
+          <w:tcPr>
+            <w:tcW w:type="dxa" w:w="2880"/>
+          </w:tcPr>
+          <w:p>
+            <w:r>
+              <w:t>user_id</w:t>
+            </w:r>
+          </w:p>
+        </w:tc>
+        <w:tc>
+          <w:tcPr>
+            <w:tcW w:type="dxa" w:w="2880"/>
+          </w:tcPr>
+          <w:p>
+            <w:r>
+              <w:t>BigInt</w:t>
+            </w:r>
+          </w:p>
+        </w:tc>
+        <w:tc>
+          <w:tcPr>
+            <w:tcW w:type="dxa" w:w="2880"/>
+          </w:tcPr>
+          <w:p>
+            <w:r>
+              <w:t>Foreign Key (Users)</w:t>
+            </w:r>
+          </w:p>
+        </w:tc>
+      </w:tr>
+      <w:tr>
+        <w:tc>
+          <w:tcPr>
+            <w:tcW w:type="dxa" w:w="2880"/>
+          </w:tcPr>
+          <w:p>
+            <w:r>
+              <w:t>amount</w:t>
+            </w:r>
+          </w:p>
+        </w:tc>
+        <w:tc>
+          <w:tcPr>
+            <w:tcW w:type="dxa" w:w="2880"/>
+          </w:tcPr>
+          <w:p>
+            <w:r>
+              <w:t>Decimal(8,2)</w:t>
+            </w:r>
+          </w:p>
+        </w:tc>
+        <w:tc>
+          <w:tcPr>
+            <w:tcW w:type="dxa" w:w="2880"/>
+          </w:tcPr>
+          <w:p>
+            <w:r>
+              <w:t>Penalty amount</w:t>
+            </w:r>
+          </w:p>
+        </w:tc>
+      </w:tr>
+      <w:tr>
+        <w:tc>
+          <w:tcPr>
+            <w:tcW w:type="dxa" w:w="2880"/>
+          </w:tcPr>
+          <w:p>
+            <w:r>
+              <w:t>paid</w:t>
+            </w:r>
+          </w:p>
+        </w:tc>
+        <w:tc>
+          <w:tcPr>
+            <w:tcW w:type="dxa" w:w="2880"/>
+          </w:tcPr>
+          <w:p>
+            <w:r>
+              <w:t>Boolean</w:t>
+            </w:r>
+          </w:p>
+        </w:tc>
+        <w:tc>
+          <w:tcPr>
+            <w:tcW w:type="dxa" w:w="2880"/>
+          </w:tcPr>
+          <w:p>
+            <w:r>
+              <w:t>Status of payment</w:t>
+            </w:r>
+          </w:p>
+        </w:tc>
+      </w:tr>
+      <w:tr>
+        <w:tc>
+          <w:tcPr>
+            <w:tcW w:type="dxa" w:w="2880"/>
+          </w:tcPr>
+          <w:p>
+            <w:r>
+              <w:t>created_at</w:t>
+            </w:r>
+          </w:p>
+        </w:tc>
+        <w:tc>
+          <w:tcPr>
+            <w:tcW w:type="dxa" w:w="2880"/>
+          </w:tcPr>
+          <w:p>
+            <w:r>
+              <w:t>Timestamp</w:t>
+            </w:r>
+          </w:p>
+        </w:tc>
+        <w:tc>
+          <w:tcPr>
+            <w:tcW w:type="dxa" w:w="2880"/>
+          </w:tcPr>
+          <w:p>
+            <w:r>
+              <w:t>Record creation time</w:t>
+            </w:r>
+          </w:p>
+        </w:tc>
+      </w:tr>
+      <w:tr>
+        <w:tc>
+          <w:tcPr>
+            <w:tcW w:type="dxa" w:w="2880"/>
+          </w:tcPr>
+          <w:p>
+            <w:r>
+              <w:t>updated_at</w:t>
+            </w:r>
+          </w:p>
+        </w:tc>
+        <w:tc>
+          <w:tcPr>
+            <w:tcW w:type="dxa" w:w="2880"/>
+          </w:tcPr>
+          <w:p>
+            <w:r>
+              <w:t>Timestamp</w:t>
+            </w:r>
+          </w:p>
+        </w:tc>
+        <w:tc>
+          <w:tcPr>
+            <w:tcW w:type="dxa" w:w="2880"/>
+          </w:tcPr>
+          <w:p>
+            <w:r>
+              <w:t>Record modification time</w:t>
+            </w:r>
+          </w:p>
+        </w:tc>
+      </w:tr>
+    </w:tbl>
+    <w:p/>
+    <w:tbl>
+      <w:tblPr>
+        <w:tblStyle w:val="TableGrid"/>
+        <w:tblW w:type="auto" w:w="0"/>
+        <w:tblLook w:firstColumn="1" w:firstRow="1" w:lastColumn="0" w:lastRow="0" w:noHBand="0" w:noVBand="1" w:val="04A0"/>
+      </w:tblPr>
+      <w:tblGrid>
+        <w:gridCol w:w="2880"/>
+        <w:gridCol w:w="2880"/>
+        <w:gridCol w:w="2880"/>
+      </w:tblGrid>
+      <w:tr>
+        <w:tc>
+          <w:tcPr>
+            <w:tcW w:type="dxa" w:w="2880"/>
+          </w:tcPr>
+          <w:p>
+            <w:r>
+              <w:t>Column Name</w:t>
+            </w:r>
+          </w:p>
+        </w:tc>
+        <w:tc>
+          <w:tcPr>
+            <w:tcW w:type="dxa" w:w="2880"/>
+          </w:tcPr>
+          <w:p>
+            <w:r>
+              <w:t>Data Type</w:t>
+            </w:r>
+          </w:p>
+        </w:tc>
+        <w:tc>
+          <w:tcPr>
+            <w:tcW w:type="dxa" w:w="2880"/>
+          </w:tcPr>
+          <w:p>
+            <w:r>
+              <w:t>Description</w:t>
+            </w:r>
+          </w:p>
+        </w:tc>
+      </w:tr>
+      <w:tr>
+        <w:tc>
+          <w:tcPr>
+            <w:tcW w:type="dxa" w:w="2880"/>
+          </w:tcPr>
+          <w:p>
+            <w:r>
+              <w:t>id</w:t>
+            </w:r>
+          </w:p>
+        </w:tc>
+        <w:tc>
+          <w:tcPr>
+            <w:tcW w:type="dxa" w:w="2880"/>
+          </w:tcPr>
+          <w:p>
+            <w:r>
+              <w:t>BigInt, AI</w:t>
+            </w:r>
+          </w:p>
+        </w:tc>
+        <w:tc>
+          <w:tcPr>
+            <w:tcW w:type="dxa" w:w="2880"/>
+          </w:tcPr>
+          <w:p>
+            <w:r>
+              <w:t>Primary Key</w:t>
+            </w:r>
+          </w:p>
+        </w:tc>
+      </w:tr>
+      <w:tr>
+        <w:tc>
+          <w:tcPr>
+            <w:tcW w:type="dxa" w:w="2880"/>
+          </w:tcPr>
+          <w:p>
+            <w:r>
+              <w:t>user_id</w:t>
+            </w:r>
+          </w:p>
+        </w:tc>
+        <w:tc>
+          <w:tcPr>
+            <w:tcW w:type="dxa" w:w="2880"/>
+          </w:tcPr>
+          <w:p>
+            <w:r>
+              <w:t>BigInt</w:t>
+            </w:r>
+          </w:p>
+        </w:tc>
+        <w:tc>
+          <w:tcPr>
+            <w:tcW w:type="dxa" w:w="2880"/>
+          </w:tcPr>
+          <w:p>
+            <w:r>
+              <w:t>Foreign Key (Users)</w:t>
+            </w:r>
+          </w:p>
+        </w:tc>
+      </w:tr>
+      <w:tr>
+        <w:tc>
+          <w:tcPr>
+            <w:tcW w:type="dxa" w:w="2880"/>
+          </w:tcPr>
+          <w:p>
+            <w:r>
+              <w:t>book_id</w:t>
+            </w:r>
+          </w:p>
+        </w:tc>
+        <w:tc>
+          <w:tcPr>
+            <w:tcW w:type="dxa" w:w="2880"/>
+          </w:tcPr>
+          <w:p>
+            <w:r>
+              <w:t>BigInt</w:t>
+            </w:r>
+          </w:p>
+        </w:tc>
+        <w:tc>
+          <w:tcPr>
+            <w:tcW w:type="dxa" w:w="2880"/>
+          </w:tcPr>
+          <w:p>
+            <w:r>
+              <w:t>Foreign Key (Books)</w:t>
+            </w:r>
+          </w:p>
+        </w:tc>
+      </w:tr>
+      <w:tr>
+        <w:tc>
+          <w:tcPr>
+            <w:tcW w:type="dxa" w:w="2880"/>
+          </w:tcPr>
+          <w:p>
+            <w:r>
+              <w:t>issued_at</w:t>
+            </w:r>
+          </w:p>
+        </w:tc>
+        <w:tc>
+          <w:tcPr>
+            <w:tcW w:type="dxa" w:w="2880"/>
+          </w:tcPr>
+          <w:p>
+            <w:r>
+              <w:t>Timestamp</w:t>
+            </w:r>
+          </w:p>
+        </w:tc>
+        <w:tc>
+          <w:tcPr>
+            <w:tcW w:type="dxa" w:w="2880"/>
+          </w:tcPr>
+          <w:p>
+            <w:r>
+              <w:t>Time of issuance</w:t>
+            </w:r>
+          </w:p>
+        </w:tc>
+      </w:tr>
+      <w:tr>
+        <w:tc>
+          <w:tcPr>
+            <w:tcW w:type="dxa" w:w="2880"/>
+          </w:tcPr>
+          <w:p>
+            <w:r>
+              <w:t>due_date</w:t>
+            </w:r>
+          </w:p>
+        </w:tc>
+        <w:tc>
+          <w:tcPr>
+            <w:tcW w:type="dxa" w:w="2880"/>
+          </w:tcPr>
+          <w:p>
+            <w:r>
+              <w:t>Timestamp</w:t>
+            </w:r>
+          </w:p>
+        </w:tc>
+        <w:tc>
+          <w:tcPr>
+            <w:tcW w:type="dxa" w:w="2880"/>
+          </w:tcPr>
+          <w:p>
+            <w:r>
+              <w:t>Deadline for return</w:t>
+            </w:r>
+          </w:p>
+        </w:tc>
+      </w:tr>
+      <w:tr>
+        <w:tc>
+          <w:tcPr>
+            <w:tcW w:type="dxa" w:w="2880"/>
+          </w:tcPr>
+          <w:p>
+            <w:r>
+              <w:t>returned_at</w:t>
+            </w:r>
+          </w:p>
+        </w:tc>
+        <w:tc>
+          <w:tcPr>
+            <w:tcW w:type="dxa" w:w="2880"/>
+          </w:tcPr>
+          <w:p>
+            <w:r>
+              <w:t>Timestamp</w:t>
+            </w:r>
+          </w:p>
+        </w:tc>
+        <w:tc>
+          <w:tcPr>
+            <w:tcW w:type="dxa" w:w="2880"/>
+          </w:tcPr>
+          <w:p>
+            <w:r>
+              <w:t>Actual return time</w:t>
+            </w:r>
+          </w:p>
+        </w:tc>
+      </w:tr>
+      <w:tr>
+        <w:tc>
+          <w:tcPr>
+            <w:tcW w:type="dxa" w:w="2880"/>
+          </w:tcPr>
+          <w:p>
+            <w:r>
+              <w:t>status</w:t>
+            </w:r>
+          </w:p>
+        </w:tc>
+        <w:tc>
+          <w:tcPr>
+            <w:tcW w:type="dxa" w:w="2880"/>
+          </w:tcPr>
+          <w:p>
+            <w:r>
+              <w:t>Varchar(255)</w:t>
+            </w:r>
+          </w:p>
+        </w:tc>
+        <w:tc>
+          <w:tcPr>
+            <w:tcW w:type="dxa" w:w="2880"/>
+          </w:tcPr>
+          <w:p>
+            <w:r>
+              <w:t>Borrowing status</w:t>
+            </w:r>
+          </w:p>
+        </w:tc>
+      </w:tr>
+      <w:tr>
+        <w:tc>
+          <w:tcPr>
+            <w:tcW w:type="dxa" w:w="2880"/>
+          </w:tcPr>
+          <w:p>
+            <w:r>
+              <w:t>created_at</w:t>
+            </w:r>
+          </w:p>
+        </w:tc>
+        <w:tc>
+          <w:tcPr>
+            <w:tcW w:type="dxa" w:w="2880"/>
+          </w:tcPr>
+          <w:p>
+            <w:r>
+              <w:t>Timestamp</w:t>
+            </w:r>
+          </w:p>
+        </w:tc>
+        <w:tc>
+          <w:tcPr>
+            <w:tcW w:type="dxa" w:w="2880"/>
+          </w:tcPr>
+          <w:p>
+            <w:r>
+              <w:t>Record creation time</w:t>
+            </w:r>
+          </w:p>
+        </w:tc>
+      </w:tr>
+      <w:tr>
+        <w:tc>
+          <w:tcPr>
+            <w:tcW w:type="dxa" w:w="2880"/>
+          </w:tcPr>
+          <w:p>
+            <w:r>
+              <w:t>updated_at</w:t>
+            </w:r>
+          </w:p>
+        </w:tc>
+        <w:tc>
+          <w:tcPr>
+            <w:tcW w:type="dxa" w:w="2880"/>
+          </w:tcPr>
+          <w:p>
+            <w:r>
+              <w:t>Timestamp</w:t>
+            </w:r>
+          </w:p>
+        </w:tc>
+        <w:tc>
+          <w:tcPr>
+            <w:tcW w:type="dxa" w:w="2880"/>
+          </w:tcPr>
+          <w:p>
+            <w:r>
+              <w:t>Record modification time</w:t>
+            </w:r>
+          </w:p>
+        </w:tc>
+      </w:tr>
+    </w:tbl>
+    <w:p/>
+    <w:tbl>
+      <w:tblPr>
+        <w:tblStyle w:val="TableGrid"/>
+        <w:tblW w:type="auto" w:w="0"/>
+        <w:tblLook w:firstColumn="1" w:firstRow="1" w:lastColumn="0" w:lastRow="0" w:noHBand="0" w:noVBand="1" w:val="04A0"/>
+      </w:tblPr>
+      <w:tblGrid>
+        <w:gridCol w:w="2880"/>
+        <w:gridCol w:w="2880"/>
+        <w:gridCol w:w="2880"/>
+      </w:tblGrid>
+      <w:tr>
+        <w:tc>
+          <w:tcPr>
+            <w:tcW w:type="dxa" w:w="2880"/>
+          </w:tcPr>
+          <w:p>
+            <w:r>
+              <w:t>Column Name</w:t>
+            </w:r>
+          </w:p>
+        </w:tc>
+        <w:tc>
+          <w:tcPr>
+            <w:tcW w:type="dxa" w:w="2880"/>
+          </w:tcPr>
+          <w:p>
+            <w:r>
+              <w:t>Data Type</w:t>
+            </w:r>
+          </w:p>
+        </w:tc>
+        <w:tc>
+          <w:tcPr>
+            <w:tcW w:type="dxa" w:w="2880"/>
+          </w:tcPr>
+          <w:p>
+            <w:r>
+              <w:t>Description</w:t>
+            </w:r>
+          </w:p>
+        </w:tc>
+      </w:tr>
+      <w:tr>
+        <w:tc>
+          <w:tcPr>
+            <w:tcW w:type="dxa" w:w="2880"/>
+          </w:tcPr>
+          <w:p>
+            <w:r>
+              <w:t>id</w:t>
+            </w:r>
+          </w:p>
+        </w:tc>
+        <w:tc>
+          <w:tcPr>
+            <w:tcW w:type="dxa" w:w="2880"/>
+          </w:tcPr>
+          <w:p>
+            <w:r>
+              <w:t>BigInt, AI</w:t>
+            </w:r>
+          </w:p>
+        </w:tc>
+        <w:tc>
+          <w:tcPr>
+            <w:tcW w:type="dxa" w:w="2880"/>
+          </w:tcPr>
+          <w:p>
+            <w:r>
+              <w:t>Primary Key</w:t>
+            </w:r>
+          </w:p>
+        </w:tc>
+      </w:tr>
+      <w:tr>
+        <w:tc>
+          <w:tcPr>
+            <w:tcW w:type="dxa" w:w="2880"/>
+          </w:tcPr>
+          <w:p>
+            <w:r>
+              <w:t>title</w:t>
+            </w:r>
+          </w:p>
+        </w:tc>
+        <w:tc>
+          <w:tcPr>
+            <w:tcW w:type="dxa" w:w="2880"/>
+          </w:tcPr>
+          <w:p>
+            <w:r>
+              <w:t>Varchar(255)</w:t>
+            </w:r>
+          </w:p>
+        </w:tc>
+        <w:tc>
+          <w:tcPr>
+            <w:tcW w:type="dxa" w:w="2880"/>
+          </w:tcPr>
+          <w:p>
+            <w:r>
+              <w:t>Title of the book</w:t>
+            </w:r>
+          </w:p>
+        </w:tc>
+      </w:tr>
+      <w:tr>
+        <w:tc>
+          <w:tcPr>
+            <w:tcW w:type="dxa" w:w="2880"/>
+          </w:tcPr>
+          <w:p>
+            <w:r>
+              <w:t>author</w:t>
+            </w:r>
+          </w:p>
+        </w:tc>
+        <w:tc>
+          <w:tcPr>
+            <w:tcW w:type="dxa" w:w="2880"/>
+          </w:tcPr>
+          <w:p>
+            <w:r>
+              <w:t>Varchar(255)</w:t>
+            </w:r>
+          </w:p>
+        </w:tc>
+        <w:tc>
+          <w:tcPr>
+            <w:tcW w:type="dxa" w:w="2880"/>
+          </w:tcPr>
+          <w:p>
+            <w:r>
+              <w:t>Author of the book</w:t>
+            </w:r>
+          </w:p>
+        </w:tc>
+      </w:tr>
+      <w:tr>
+        <w:tc>
+          <w:tcPr>
+            <w:tcW w:type="dxa" w:w="2880"/>
+          </w:tcPr>
+          <w:p>
+            <w:r>
+              <w:t>isbn</w:t>
+            </w:r>
+          </w:p>
+        </w:tc>
+        <w:tc>
+          <w:tcPr>
+            <w:tcW w:type="dxa" w:w="2880"/>
+          </w:tcPr>
+          <w:p>
+            <w:r>
+              <w:t>Varchar(255)</w:t>
+            </w:r>
+          </w:p>
+        </w:tc>
+        <w:tc>
+          <w:tcPr>
+            <w:tcW w:type="dxa" w:w="2880"/>
+          </w:tcPr>
+          <w:p>
+            <w:r>
+              <w:t>Unique ISBN</w:t>
+            </w:r>
+          </w:p>
+        </w:tc>
+      </w:tr>
+      <w:tr>
+        <w:tc>
+          <w:tcPr>
+            <w:tcW w:type="dxa" w:w="2880"/>
+          </w:tcPr>
+          <w:p>
+            <w:r>
+              <w:t>published_year</w:t>
+            </w:r>
+          </w:p>
+        </w:tc>
+        <w:tc>
+          <w:tcPr>
+            <w:tcW w:type="dxa" w:w="2880"/>
+          </w:tcPr>
+          <w:p>
+            <w:r>
+              <w:t>Integer</w:t>
+            </w:r>
+          </w:p>
+        </w:tc>
+        <w:tc>
+          <w:tcPr>
+            <w:tcW w:type="dxa" w:w="2880"/>
+          </w:tcPr>
+          <w:p>
+            <w:r>
+              <w:t>Year of publication</w:t>
+            </w:r>
+          </w:p>
+        </w:tc>
+      </w:tr>
+      <w:tr>
+        <w:tc>
+          <w:tcPr>
+            <w:tcW w:type="dxa" w:w="2880"/>
+          </w:tcPr>
+          <w:p>
+            <w:r>
+              <w:t>quantity</w:t>
+            </w:r>
+          </w:p>
+        </w:tc>
+        <w:tc>
+          <w:tcPr>
+            <w:tcW w:type="dxa" w:w="2880"/>
+          </w:tcPr>
+          <w:p>
+            <w:r>
+              <w:t>Integer</w:t>
+            </w:r>
+          </w:p>
+        </w:tc>
+        <w:tc>
+          <w:tcPr>
+            <w:tcW w:type="dxa" w:w="2880"/>
+          </w:tcPr>
+          <w:p>
+            <w:r>
+              <w:t>Total stock (Lendable)</w:t>
+            </w:r>
+          </w:p>
+        </w:tc>
+      </w:tr>
+      <w:tr>
+        <w:tc>
+          <w:tcPr>
+            <w:tcW w:type="dxa" w:w="2880"/>
+          </w:tcPr>
+          <w:p>
+            <w:r>
+              <w:t>available_qty</w:t>
+            </w:r>
+          </w:p>
+        </w:tc>
+        <w:tc>
+          <w:tcPr>
+            <w:tcW w:type="dxa" w:w="2880"/>
+          </w:tcPr>
+          <w:p>
+            <w:r>
+              <w:t>Integer</w:t>
+            </w:r>
+          </w:p>
+        </w:tc>
+        <w:tc>
+          <w:tcPr>
+            <w:tcW w:type="dxa" w:w="2880"/>
+          </w:tcPr>
+          <w:p>
+            <w:r>
+              <w:t>Current available stock</w:t>
+            </w:r>
+          </w:p>
+        </w:tc>
+      </w:tr>
+      <w:tr>
+        <w:tc>
+          <w:tcPr>
+            <w:tcW w:type="dxa" w:w="2880"/>
+          </w:tcPr>
+          <w:p>
+            <w:r>
+              <w:t>description</w:t>
+            </w:r>
+          </w:p>
+        </w:tc>
+        <w:tc>
+          <w:tcPr>
+            <w:tcW w:type="dxa" w:w="2880"/>
+          </w:tcPr>
+          <w:p>
+            <w:r>
+              <w:t>Text</w:t>
+            </w:r>
+          </w:p>
+        </w:tc>
+        <w:tc>
+          <w:tcPr>
+            <w:tcW w:type="dxa" w:w="2880"/>
+          </w:tcPr>
+          <w:p>
+            <w:r>
+              <w:t>Book overview</w:t>
+            </w:r>
+          </w:p>
+        </w:tc>
+      </w:tr>
+      <w:tr>
+        <w:tc>
+          <w:tcPr>
+            <w:tcW w:type="dxa" w:w="2880"/>
+          </w:tcPr>
+          <w:p>
+            <w:r>
+              <w:t>cover_image</w:t>
+            </w:r>
+          </w:p>
+        </w:tc>
+        <w:tc>
+          <w:tcPr>
+            <w:tcW w:type="dxa" w:w="2880"/>
+          </w:tcPr>
+          <w:p>
+            <w:r>
+              <w:t>Varchar(255)</w:t>
+            </w:r>
+          </w:p>
+        </w:tc>
+        <w:tc>
+          <w:tcPr>
+            <w:tcW w:type="dxa" w:w="2880"/>
+          </w:tcPr>
+          <w:p>
+            <w:r>
+              <w:t>Path to cover image</w:t>
+            </w:r>
+          </w:p>
+        </w:tc>
+      </w:tr>
+      <w:tr>
+        <w:tc>
+          <w:tcPr>
+            <w:tcW w:type="dxa" w:w="2880"/>
+          </w:tcPr>
+          <w:p>
+            <w:r>
+              <w:t>created_at</w:t>
+            </w:r>
+          </w:p>
+        </w:tc>
+        <w:tc>
+          <w:tcPr>
+            <w:tcW w:type="dxa" w:w="2880"/>
+          </w:tcPr>
+          <w:p>
+            <w:r>
+              <w:t>Timestamp</w:t>
+            </w:r>
+          </w:p>
+        </w:tc>
+        <w:tc>
+          <w:tcPr>
+            <w:tcW w:type="dxa" w:w="2880"/>
+          </w:tcPr>
+          <w:p>
+            <w:r>
+              <w:t>Record creation time</w:t>
+            </w:r>
+          </w:p>
+        </w:tc>
+      </w:tr>
+      <w:tr>
+        <w:tc>
+          <w:tcPr>
+            <w:tcW w:type="dxa" w:w="2880"/>
+          </w:tcPr>
+          <w:p>
+            <w:r>
+              <w:t>updated_at</w:t>
+            </w:r>
+          </w:p>
+        </w:tc>
+        <w:tc>
+          <w:tcPr>
+            <w:tcW w:type="dxa" w:w="2880"/>
+          </w:tcPr>
+          <w:p>
+            <w:r>
+              <w:t>Timestamp</w:t>
+            </w:r>
+          </w:p>
+        </w:tc>
+        <w:tc>
+          <w:tcPr>
+            <w:tcW w:type="dxa" w:w="2880"/>
+          </w:tcPr>
+          <w:p>
+            <w:r>
+              <w:t>Record modification time</w:t>
+            </w:r>
+          </w:p>
+        </w:tc>
+      </w:tr>
+    </w:tbl>
+    <w:p/>
+    <w:tbl>
+      <w:tblPr>
+        <w:tblStyle w:val="TableGrid"/>
+        <w:tblW w:type="auto" w:w="0"/>
+        <w:tblLook w:firstColumn="1" w:firstRow="1" w:lastColumn="0" w:lastRow="0" w:noHBand="0" w:noVBand="1" w:val="04A0"/>
+      </w:tblPr>
+      <w:tblGrid>
+        <w:gridCol w:w="2880"/>
+        <w:gridCol w:w="2880"/>
+        <w:gridCol w:w="2880"/>
+      </w:tblGrid>
+      <w:tr>
+        <w:tc>
+          <w:tcPr>
+            <w:tcW w:type="dxa" w:w="2880"/>
+          </w:tcPr>
+          <w:p>
+            <w:r>
+              <w:t>Column Name</w:t>
+            </w:r>
+          </w:p>
+        </w:tc>
+        <w:tc>
+          <w:tcPr>
+            <w:tcW w:type="dxa" w:w="2880"/>
+          </w:tcPr>
+          <w:p>
+            <w:r>
+              <w:t>Data Type</w:t>
+            </w:r>
+          </w:p>
+        </w:tc>
+        <w:tc>
+          <w:tcPr>
+            <w:tcW w:type="dxa" w:w="2880"/>
+          </w:tcPr>
+          <w:p>
+            <w:r>
+              <w:t>Description</w:t>
+            </w:r>
+          </w:p>
+        </w:tc>
+      </w:tr>
+      <w:tr>
+        <w:tc>
+          <w:tcPr>
+            <w:tcW w:type="dxa" w:w="2880"/>
+          </w:tcPr>
+          <w:p>
+            <w:r>
+              <w:t>id</w:t>
+            </w:r>
+          </w:p>
+        </w:tc>
+        <w:tc>
+          <w:tcPr>
+            <w:tcW w:type="dxa" w:w="2880"/>
+          </w:tcPr>
+          <w:p>
+            <w:r>
+              <w:t>BigInt, AI</w:t>
+            </w:r>
+          </w:p>
+        </w:tc>
+        <w:tc>
+          <w:tcPr>
+            <w:tcW w:type="dxa" w:w="2880"/>
+          </w:tcPr>
+          <w:p>
+            <w:r>
+              <w:t>Primary Key</w:t>
+            </w:r>
+          </w:p>
+        </w:tc>
+      </w:tr>
+      <w:tr>
+        <w:tc>
+          <w:tcPr>
+            <w:tcW w:type="dxa" w:w="2880"/>
+          </w:tcPr>
+          <w:p>
+            <w:r>
+              <w:t>name</w:t>
+            </w:r>
+          </w:p>
+        </w:tc>
+        <w:tc>
+          <w:tcPr>
+            <w:tcW w:type="dxa" w:w="2880"/>
+          </w:tcPr>
+          <w:p>
+            <w:r>
+              <w:t>Varchar(255)</w:t>
+            </w:r>
+          </w:p>
+        </w:tc>
+        <w:tc>
+          <w:tcPr>
+            <w:tcW w:type="dxa" w:w="2880"/>
+          </w:tcPr>
+          <w:p>
+            <w:r>
+              <w:t>User's full name</w:t>
+            </w:r>
+          </w:p>
+        </w:tc>
+      </w:tr>
+      <w:tr>
+        <w:tc>
+          <w:tcPr>
+            <w:tcW w:type="dxa" w:w="2880"/>
+          </w:tcPr>
+          <w:p>
+            <w:r>
+              <w:t>email</w:t>
+            </w:r>
+          </w:p>
+        </w:tc>
+        <w:tc>
+          <w:tcPr>
+            <w:tcW w:type="dxa" w:w="2880"/>
+          </w:tcPr>
+          <w:p>
+            <w:r>
+              <w:t>Varchar(255)</w:t>
+            </w:r>
+          </w:p>
+        </w:tc>
+        <w:tc>
+          <w:tcPr>
+            <w:tcW w:type="dxa" w:w="2880"/>
+          </w:tcPr>
+          <w:p>
+            <w:r>
+              <w:t>Unique email address</w:t>
+            </w:r>
+          </w:p>
+        </w:tc>
+      </w:tr>
+      <w:tr>
+        <w:tc>
+          <w:tcPr>
+            <w:tcW w:type="dxa" w:w="2880"/>
+          </w:tcPr>
+          <w:p>
+            <w:r>
+              <w:t>balance</w:t>
+            </w:r>
+          </w:p>
+        </w:tc>
+        <w:tc>
+          <w:tcPr>
+            <w:tcW w:type="dxa" w:w="2880"/>
+          </w:tcPr>
+          <w:p>
+            <w:r>
+              <w:t>Decimal(10,2)</w:t>
+            </w:r>
+          </w:p>
+        </w:tc>
+        <w:tc>
+          <w:tcPr>
+            <w:tcW w:type="dxa" w:w="2880"/>
+          </w:tcPr>
+          <w:p>
+            <w:r>
+              <w:t>User's wallet balance</w:t>
+            </w:r>
+          </w:p>
+        </w:tc>
+      </w:tr>
+      <w:tr>
+        <w:tc>
+          <w:tcPr>
+            <w:tcW w:type="dxa" w:w="2880"/>
+          </w:tcPr>
+          <w:p>
+            <w:r>
+              <w:t>password</w:t>
+            </w:r>
+          </w:p>
+        </w:tc>
+        <w:tc>
+          <w:tcPr>
+            <w:tcW w:type="dxa" w:w="2880"/>
+          </w:tcPr>
+          <w:p>
+            <w:r>
+              <w:t>Varchar(255)</w:t>
+            </w:r>
+          </w:p>
+        </w:tc>
+        <w:tc>
+          <w:tcPr>
+            <w:tcW w:type="dxa" w:w="2880"/>
+          </w:tcPr>
+          <w:p>
+            <w:r>
+              <w:t>Hashed password</w:t>
+            </w:r>
+          </w:p>
+        </w:tc>
+      </w:tr>
+      <w:tr>
+        <w:tc>
+          <w:tcPr>
+            <w:tcW w:type="dxa" w:w="2880"/>
+          </w:tcPr>
+          <w:p>
+            <w:r>
+              <w:t>role_id</w:t>
+            </w:r>
+          </w:p>
+        </w:tc>
+        <w:tc>
+          <w:tcPr>
+            <w:tcW w:type="dxa" w:w="2880"/>
+          </w:tcPr>
+          <w:p>
+            <w:r>
+              <w:t>BigInt</w:t>
+            </w:r>
+          </w:p>
+        </w:tc>
+        <w:tc>
+          <w:tcPr>
+            <w:tcW w:type="dxa" w:w="2880"/>
+          </w:tcPr>
+          <w:p>
+            <w:r>
+              <w:t>Foreign Key (Roles)</w:t>
+            </w:r>
+          </w:p>
+        </w:tc>
+      </w:tr>
+      <w:tr>
+        <w:tc>
+          <w:tcPr>
+            <w:tcW w:type="dxa" w:w="2880"/>
+          </w:tcPr>
+          <w:p>
+            <w:r>
+              <w:t>created_at</w:t>
+            </w:r>
+          </w:p>
+        </w:tc>
+        <w:tc>
+          <w:tcPr>
+            <w:tcW w:type="dxa" w:w="2880"/>
+          </w:tcPr>
+          <w:p>
+            <w:r>
+              <w:t>Timestamp</w:t>
+            </w:r>
+          </w:p>
+        </w:tc>
+        <w:tc>
+          <w:tcPr>
+            <w:tcW w:type="dxa" w:w="2880"/>
+          </w:tcPr>
+          <w:p>
+            <w:r>
+              <w:t>Record creation time</w:t>
+            </w:r>
+          </w:p>
+        </w:tc>
+      </w:tr>
+      <w:tr>
+        <w:tc>
+          <w:tcPr>
+            <w:tcW w:type="dxa" w:w="2880"/>
+          </w:tcPr>
+          <w:p>
+            <w:r>
+              <w:t>updated_at</w:t>
+            </w:r>
+          </w:p>
+        </w:tc>
+        <w:tc>
+          <w:tcPr>
+            <w:tcW w:type="dxa" w:w="2880"/>
+          </w:tcPr>
+          <w:p>
+            <w:r>
+              <w:t>Timestamp</w:t>
+            </w:r>
+          </w:p>
+        </w:tc>
+        <w:tc>
+          <w:tcPr>
+            <w:tcW w:type="dxa" w:w="2880"/>
+          </w:tcPr>
+          <w:p>
+            <w:r>
+              <w:t>Record modification time</w:t>
+            </w:r>
+          </w:p>
+        </w:tc>
+      </w:tr>
+    </w:tbl>
     <w:p>
       <w:pPr>
         <w:rPr>
